--- a/00-首页/题组Word/初赛模拟卷/真题版式/初赛模拟卷VII（非有机·答案与解析版·真题版式）.docx
+++ b/00-首页/题组Word/初赛模拟卷/真题版式/初赛模拟卷VII（非有机·答案与解析版·真题版式）.docx
@@ -1267,7 +1267,7 @@
       <w:r>
         <w:drawing>
           <wp:inline>
-            <wp:extent cx="3568700" cy="2844800"/>
+            <wp:extent cx="3240000" cy="2582775"/>
             <wp:effectExtent b="0" l="0" r="0" t="0"/>
             <wp:docPr descr="" title="" id="23" name="Picture"/>
             <a:graphic>
@@ -1288,7 +1288,7 @@
                   <pic:spPr bwMode="auto">
                     <a:xfrm>
                       <a:off x="0" y="0"/>
-                      <a:ext cx="3568700" cy="2844800"/>
+                      <a:ext cx="3240000" cy="2582775"/>
                     </a:xfrm>
                     <a:prstGeom prst="rect">
                       <a:avLst/>
@@ -1316,7 +1316,7 @@
       <w:r>
         <w:drawing>
           <wp:inline>
-            <wp:extent cx="3505200" cy="2730500"/>
+            <wp:extent cx="3240000" cy="2523913"/>
             <wp:effectExtent b="0" l="0" r="0" t="0"/>
             <wp:docPr descr="" title="" id="26" name="Picture"/>
             <a:graphic>
@@ -1337,7 +1337,7 @@
                   <pic:spPr bwMode="auto">
                     <a:xfrm>
                       <a:off x="0" y="0"/>
-                      <a:ext cx="3505200" cy="2730500"/>
+                      <a:ext cx="3240000" cy="2523913"/>
                     </a:xfrm>
                     <a:prstGeom prst="rect">
                       <a:avLst/>
@@ -4073,7 +4073,7 @@
       <w:r>
         <w:drawing>
           <wp:inline>
-            <wp:extent cx="3962400" cy="3327400"/>
+            <wp:extent cx="3240000" cy="2720769"/>
             <wp:effectExtent b="0" l="0" r="0" t="0"/>
             <wp:docPr descr="" title="" id="29" name="Picture"/>
             <a:graphic>
@@ -4094,7 +4094,7 @@
                   <pic:spPr bwMode="auto">
                     <a:xfrm>
                       <a:off x="0" y="0"/>
-                      <a:ext cx="3962400" cy="3327400"/>
+                      <a:ext cx="3240000" cy="2720769"/>
                     </a:xfrm>
                     <a:prstGeom prst="rect">
                       <a:avLst/>
@@ -4122,7 +4122,7 @@
       <w:r>
         <w:drawing>
           <wp:inline>
-            <wp:extent cx="4318000" cy="3505200"/>
+            <wp:extent cx="3240000" cy="2630117"/>
             <wp:effectExtent b="0" l="0" r="0" t="0"/>
             <wp:docPr descr="" title="" id="32" name="Picture"/>
             <a:graphic>
@@ -4143,7 +4143,7 @@
                   <pic:spPr bwMode="auto">
                     <a:xfrm>
                       <a:off x="0" y="0"/>
-                      <a:ext cx="4318000" cy="3505200"/>
+                      <a:ext cx="3240000" cy="2630117"/>
                     </a:xfrm>
                     <a:prstGeom prst="rect">
                       <a:avLst/>
@@ -4171,7 +4171,7 @@
       <w:r>
         <w:drawing>
           <wp:inline>
-            <wp:extent cx="3683000" cy="2895600"/>
+            <wp:extent cx="3240000" cy="2547310"/>
             <wp:effectExtent b="0" l="0" r="0" t="0"/>
             <wp:docPr descr="" title="" id="35" name="Picture"/>
             <a:graphic>
@@ -4192,7 +4192,7 @@
                   <pic:spPr bwMode="auto">
                     <a:xfrm>
                       <a:off x="0" y="0"/>
-                      <a:ext cx="3683000" cy="2895600"/>
+                      <a:ext cx="3240000" cy="2547310"/>
                     </a:xfrm>
                     <a:prstGeom prst="rect">
                       <a:avLst/>
@@ -4220,7 +4220,7 @@
       <w:r>
         <w:drawing>
           <wp:inline>
-            <wp:extent cx="787400" cy="685800"/>
+            <wp:extent cx="1800000" cy="1567741"/>
             <wp:effectExtent b="0" l="0" r="0" t="0"/>
             <wp:docPr descr="" title="" id="38" name="Picture"/>
             <a:graphic>
@@ -4241,7 +4241,7 @@
                   <pic:spPr bwMode="auto">
                     <a:xfrm>
                       <a:off x="0" y="0"/>
-                      <a:ext cx="787400" cy="685800"/>
+                      <a:ext cx="1800000" cy="1567741"/>
                     </a:xfrm>
                     <a:prstGeom prst="rect">
                       <a:avLst/>
@@ -9712,7 +9712,7 @@
       <w:r>
         <w:drawing>
           <wp:inline>
-            <wp:extent cx="6184900" cy="2317859"/>
+            <wp:extent cx="3600000" cy="1349139"/>
             <wp:effectExtent b="0" l="0" r="0" t="0"/>
             <wp:docPr descr="" title="" id="56" name="Picture"/>
             <a:graphic>
@@ -9733,7 +9733,7 @@
                   <pic:spPr bwMode="auto">
                     <a:xfrm>
                       <a:off x="0" y="0"/>
-                      <a:ext cx="6184900" cy="2317859"/>
+                      <a:ext cx="3600000" cy="1349139"/>
                     </a:xfrm>
                     <a:prstGeom prst="rect">
                       <a:avLst/>
@@ -9950,7 +9950,7 @@
       <w:r>
         <w:drawing>
           <wp:inline>
-            <wp:extent cx="6184900" cy="2578943"/>
+            <wp:extent cx="3600000" cy="1501106"/>
             <wp:effectExtent b="0" l="0" r="0" t="0"/>
             <wp:docPr descr="" title="" id="59" name="Picture"/>
             <a:graphic>
@@ -9971,7 +9971,7 @@
                   <pic:spPr bwMode="auto">
                     <a:xfrm>
                       <a:off x="0" y="0"/>
-                      <a:ext cx="6184900" cy="2578943"/>
+                      <a:ext cx="3600000" cy="1501106"/>
                     </a:xfrm>
                     <a:prstGeom prst="rect">
                       <a:avLst/>
@@ -22390,7 +22390,7 @@
       <w:r>
         <w:drawing>
           <wp:inline>
-            <wp:extent cx="4305300" cy="4114800"/>
+            <wp:extent cx="3240000" cy="3096637"/>
             <wp:effectExtent b="0" l="0" r="0" t="0"/>
             <wp:docPr descr="" title="" id="86" name="Picture"/>
             <a:graphic>
@@ -22411,7 +22411,7 @@
                   <pic:spPr bwMode="auto">
                     <a:xfrm>
                       <a:off x="0" y="0"/>
-                      <a:ext cx="4305300" cy="4114800"/>
+                      <a:ext cx="3240000" cy="3096637"/>
                     </a:xfrm>
                     <a:prstGeom prst="rect">
                       <a:avLst/>
@@ -25737,7 +25737,7 @@
       <w:r>
         <w:drawing>
           <wp:inline>
-            <wp:extent cx="3073400" cy="6362700"/>
+            <wp:extent cx="2520000" cy="5217024"/>
             <wp:effectExtent b="0" l="0" r="0" t="0"/>
             <wp:docPr descr="" title="" id="93" name="Picture"/>
             <a:graphic>
@@ -25758,7 +25758,7 @@
                   <pic:spPr bwMode="auto">
                     <a:xfrm>
                       <a:off x="0" y="0"/>
-                      <a:ext cx="3073400" cy="6362700"/>
+                      <a:ext cx="2520000" cy="5217024"/>
                     </a:xfrm>
                     <a:prstGeom prst="rect">
                       <a:avLst/>
@@ -25901,7 +25901,7 @@
       <w:r>
         <w:drawing>
           <wp:inline>
-            <wp:extent cx="2908300" cy="5156200"/>
+            <wp:extent cx="2520000" cy="4467772"/>
             <wp:effectExtent b="0" l="0" r="0" t="0"/>
             <wp:docPr descr="" title="" id="96" name="Picture"/>
             <a:graphic>
@@ -25922,7 +25922,7 @@
                   <pic:spPr bwMode="auto">
                     <a:xfrm>
                       <a:off x="0" y="0"/>
-                      <a:ext cx="2908300" cy="5156200"/>
+                      <a:ext cx="2520000" cy="4467772"/>
                     </a:xfrm>
                     <a:prstGeom prst="rect">
                       <a:avLst/>
@@ -25946,7 +25946,7 @@
       <w:r>
         <w:drawing>
           <wp:inline>
-            <wp:extent cx="2933700" cy="5156200"/>
+            <wp:extent cx="2520000" cy="4429090"/>
             <wp:effectExtent b="0" l="0" r="0" t="0"/>
             <wp:docPr descr="" title="" id="99" name="Picture"/>
             <a:graphic>
@@ -25967,7 +25967,7 @@
                   <pic:spPr bwMode="auto">
                     <a:xfrm>
                       <a:off x="0" y="0"/>
-                      <a:ext cx="2933700" cy="5156200"/>
+                      <a:ext cx="2520000" cy="4429090"/>
                     </a:xfrm>
                     <a:prstGeom prst="rect">
                       <a:avLst/>
@@ -25991,7 +25991,7 @@
       <w:r>
         <w:drawing>
           <wp:inline>
-            <wp:extent cx="2908300" cy="5194300"/>
+            <wp:extent cx="2520000" cy="4500786"/>
             <wp:effectExtent b="0" l="0" r="0" t="0"/>
             <wp:docPr descr="" title="" id="102" name="Picture"/>
             <a:graphic>
@@ -26012,7 +26012,7 @@
                   <pic:spPr bwMode="auto">
                     <a:xfrm>
                       <a:off x="0" y="0"/>
-                      <a:ext cx="2908300" cy="5194300"/>
+                      <a:ext cx="2520000" cy="4500786"/>
                     </a:xfrm>
                     <a:prstGeom prst="rect">
                       <a:avLst/>
@@ -26494,7 +26494,7 @@
       <w:r>
         <w:drawing>
           <wp:inline>
-            <wp:extent cx="6184900" cy="2442182"/>
+            <wp:extent cx="3600000" cy="1421503"/>
             <wp:effectExtent b="0" l="0" r="0" t="0"/>
             <wp:docPr descr="" title="" id="105" name="Picture"/>
             <a:graphic>
@@ -26515,7 +26515,7 @@
                   <pic:spPr bwMode="auto">
                     <a:xfrm>
                       <a:off x="0" y="0"/>
-                      <a:ext cx="6184900" cy="2442182"/>
+                      <a:ext cx="3600000" cy="1421503"/>
                     </a:xfrm>
                     <a:prstGeom prst="rect">
                       <a:avLst/>
@@ -26558,7 +26558,7 @@
       <w:r>
         <w:drawing>
           <wp:inline>
-            <wp:extent cx="3073400" cy="6362700"/>
+            <wp:extent cx="2520000" cy="5217024"/>
             <wp:effectExtent b="0" l="0" r="0" t="0"/>
             <wp:docPr descr="" title="" id="108" name="Picture"/>
             <a:graphic>
@@ -26579,7 +26579,7 @@
                   <pic:spPr bwMode="auto">
                     <a:xfrm>
                       <a:off x="0" y="0"/>
-                      <a:ext cx="3073400" cy="6362700"/>
+                      <a:ext cx="2520000" cy="5217024"/>
                     </a:xfrm>
                     <a:prstGeom prst="rect">
                       <a:avLst/>
@@ -27421,7 +27421,7 @@
       <w:r>
         <w:drawing>
           <wp:inline>
-            <wp:extent cx="4279900" cy="3187700"/>
+            <wp:extent cx="3600000" cy="2681305"/>
             <wp:effectExtent b="0" l="0" r="0" t="0"/>
             <wp:docPr descr="" title="" id="113" name="Picture"/>
             <a:graphic>
@@ -27442,7 +27442,7 @@
                   <pic:spPr bwMode="auto">
                     <a:xfrm>
                       <a:off x="0" y="0"/>
-                      <a:ext cx="4279900" cy="3187700"/>
+                      <a:ext cx="3600000" cy="2681305"/>
                     </a:xfrm>
                     <a:prstGeom prst="rect">
                       <a:avLst/>
@@ -27483,7 +27483,7 @@
       <w:r>
         <w:drawing>
           <wp:inline>
-            <wp:extent cx="4622800" cy="3467100"/>
+            <wp:extent cx="3600000" cy="2700000"/>
             <wp:effectExtent b="0" l="0" r="0" t="0"/>
             <wp:docPr descr="" title="" id="116" name="Picture"/>
             <a:graphic>
@@ -27504,7 +27504,7 @@
                   <pic:spPr bwMode="auto">
                     <a:xfrm>
                       <a:off x="0" y="0"/>
-                      <a:ext cx="4622800" cy="3467100"/>
+                      <a:ext cx="3600000" cy="2700000"/>
                     </a:xfrm>
                     <a:prstGeom prst="rect">
                       <a:avLst/>
@@ -27811,7 +27811,7 @@
       <w:r>
         <w:drawing>
           <wp:inline>
-            <wp:extent cx="3365500" cy="3848100"/>
+            <wp:extent cx="3240000" cy="3704603"/>
             <wp:effectExtent b="0" l="0" r="0" t="0"/>
             <wp:docPr descr="" title="" id="119" name="Picture"/>
             <a:graphic>
@@ -27832,7 +27832,7 @@
                   <pic:spPr bwMode="auto">
                     <a:xfrm>
                       <a:off x="0" y="0"/>
-                      <a:ext cx="3365500" cy="3848100"/>
+                      <a:ext cx="3240000" cy="3704603"/>
                     </a:xfrm>
                     <a:prstGeom prst="rect">
                       <a:avLst/>
@@ -29105,7 +29105,7 @@
       <w:r>
         <w:drawing>
           <wp:inline>
-            <wp:extent cx="4521200" cy="2870200"/>
+            <wp:extent cx="3600000" cy="2285393"/>
             <wp:effectExtent b="0" l="0" r="0" t="0"/>
             <wp:docPr descr="" title="" id="125" name="Picture"/>
             <a:graphic>
@@ -29126,7 +29126,7 @@
                   <pic:spPr bwMode="auto">
                     <a:xfrm>
                       <a:off x="0" y="0"/>
-                      <a:ext cx="4521200" cy="2870200"/>
+                      <a:ext cx="3600000" cy="2285393"/>
                     </a:xfrm>
                     <a:prstGeom prst="rect">
                       <a:avLst/>
@@ -29764,7 +29764,7 @@
       <w:r>
         <w:drawing>
           <wp:inline>
-            <wp:extent cx="6184900" cy="1192147"/>
+            <wp:extent cx="3600000" cy="693904"/>
             <wp:effectExtent b="0" l="0" r="0" t="0"/>
             <wp:docPr descr="" title="" id="130" name="Picture"/>
             <a:graphic>
@@ -29785,7 +29785,7 @@
                   <pic:spPr bwMode="auto">
                     <a:xfrm>
                       <a:off x="0" y="0"/>
-                      <a:ext cx="6184900" cy="1192147"/>
+                      <a:ext cx="3600000" cy="693904"/>
                     </a:xfrm>
                     <a:prstGeom prst="rect">
                       <a:avLst/>
@@ -40856,7 +40856,7 @@
       <w:r>
         <w:drawing>
           <wp:inline>
-            <wp:extent cx="5435600" cy="5867400"/>
+            <wp:extent cx="3240000" cy="3497383"/>
             <wp:effectExtent b="0" l="0" r="0" t="0"/>
             <wp:docPr descr="" title="" id="140" name="Picture"/>
             <a:graphic>
@@ -40877,7 +40877,7 @@
                   <pic:spPr bwMode="auto">
                     <a:xfrm>
                       <a:off x="0" y="0"/>
-                      <a:ext cx="5435600" cy="5867400"/>
+                      <a:ext cx="3240000" cy="3497383"/>
                     </a:xfrm>
                     <a:prstGeom prst="rect">
                       <a:avLst/>

--- a/00-首页/题组Word/初赛模拟卷/真题版式/初赛模拟卷VII（非有机·答案与解析版·真题版式）.docx
+++ b/00-首页/题组Word/初赛模拟卷/真题版式/初赛模拟卷VII（非有机·答案与解析版·真题版式）.docx
@@ -1209,153 +1209,250 @@
         <w:t xml:space="preserve">[H₂W₁₂O₄₀]⁶⁻。在下面三张结构图中，哪一张是仲钨酸根的结构？简述判断理由。</w:t>
       </w:r>
     </w:p>
-    <w:p>
-      <w:pPr>
-        <w:pStyle w:val="BodyText"/>
-        <w:spacing w:before="120" w:after="120" w:line="240" w:lineRule="auto"/>
-        <w:jc w:val="center"/>
-      </w:pPr>
-      <w:r>
-        <w:drawing>
-          <wp:inline>
-            <wp:extent cx="3111500" cy="2908300"/>
-            <wp:effectExtent b="0" l="0" r="0" t="0"/>
-            <wp:docPr descr="" title="" id="20" name="Picture"/>
-            <a:graphic>
-              <a:graphicData uri="http://schemas.openxmlformats.org/drawingml/2006/picture">
-                <pic:pic>
-                  <pic:nvPicPr>
-                    <pic:cNvPr descr="b166d2bc38baf68c0265323335a907df8c8a9004acdadc705845d37bfc939b49.jpg" id="21" name="Picture"/>
-                    <pic:cNvPicPr>
-                      <a:picLocks noChangeArrowheads="1" noChangeAspect="1"/>
-                    </pic:cNvPicPr>
-                  </pic:nvPicPr>
-                  <pic:blipFill>
-                    <a:blip r:embed="rId19"/>
-                    <a:stretch>
-                      <a:fillRect/>
-                    </a:stretch>
-                  </pic:blipFill>
-                  <pic:spPr bwMode="auto">
-                    <a:xfrm>
-                      <a:off x="0" y="0"/>
-                      <a:ext cx="3111500" cy="2908300"/>
-                    </a:xfrm>
-                    <a:prstGeom prst="rect">
-                      <a:avLst/>
-                    </a:prstGeom>
-                    <a:noFill/>
-                    <a:ln w="9525">
-                      <a:noFill/>
-                      <a:headEnd/>
-                      <a:tailEnd/>
-                    </a:ln>
-                  </pic:spPr>
-                </pic:pic>
-              </a:graphicData>
-            </a:graphic>
-          </wp:inline>
-        </w:drawing>
-      </w:r>
-    </w:p>
-    <w:p>
-      <w:pPr>
-        <w:pStyle w:val="BodyText"/>
-        <w:spacing w:before="120" w:after="120" w:line="240" w:lineRule="auto"/>
-        <w:jc w:val="center"/>
-      </w:pPr>
-      <w:r>
-        <w:drawing>
-          <wp:inline>
-            <wp:extent cx="3240000" cy="2582775"/>
-            <wp:effectExtent b="0" l="0" r="0" t="0"/>
-            <wp:docPr descr="" title="" id="23" name="Picture"/>
-            <a:graphic>
-              <a:graphicData uri="http://schemas.openxmlformats.org/drawingml/2006/picture">
-                <pic:pic>
-                  <pic:nvPicPr>
-                    <pic:cNvPr descr="2851353de00be08990fb5aeed1daab7f5c207f4a2bbee3b728491f58d877bdf6.jpg" id="24" name="Picture"/>
-                    <pic:cNvPicPr>
-                      <a:picLocks noChangeArrowheads="1" noChangeAspect="1"/>
-                    </pic:cNvPicPr>
-                  </pic:nvPicPr>
-                  <pic:blipFill>
-                    <a:blip r:embed="rId22"/>
-                    <a:stretch>
-                      <a:fillRect/>
-                    </a:stretch>
-                  </pic:blipFill>
-                  <pic:spPr bwMode="auto">
-                    <a:xfrm>
-                      <a:off x="0" y="0"/>
-                      <a:ext cx="3240000" cy="2582775"/>
-                    </a:xfrm>
-                    <a:prstGeom prst="rect">
-                      <a:avLst/>
-                    </a:prstGeom>
-                    <a:noFill/>
-                    <a:ln w="9525">
-                      <a:noFill/>
-                      <a:headEnd/>
-                      <a:tailEnd/>
-                    </a:ln>
-                  </pic:spPr>
-                </pic:pic>
-              </a:graphicData>
-            </a:graphic>
-          </wp:inline>
-        </w:drawing>
-      </w:r>
-    </w:p>
-    <w:p>
-      <w:pPr>
-        <w:pStyle w:val="BodyText"/>
-        <w:spacing w:before="120" w:after="120" w:line="240" w:lineRule="auto"/>
-        <w:jc w:val="center"/>
-      </w:pPr>
-      <w:r>
-        <w:drawing>
-          <wp:inline>
-            <wp:extent cx="3240000" cy="2523913"/>
-            <wp:effectExtent b="0" l="0" r="0" t="0"/>
-            <wp:docPr descr="" title="" id="26" name="Picture"/>
-            <a:graphic>
-              <a:graphicData uri="http://schemas.openxmlformats.org/drawingml/2006/picture">
-                <pic:pic>
-                  <pic:nvPicPr>
-                    <pic:cNvPr descr="f9a797ac008905b3e58574e952dc33c89b276e21c2fd9f89dd5fb17208359bf1.jpg" id="27" name="Picture"/>
-                    <pic:cNvPicPr>
-                      <a:picLocks noChangeArrowheads="1" noChangeAspect="1"/>
-                    </pic:cNvPicPr>
-                  </pic:nvPicPr>
-                  <pic:blipFill>
-                    <a:blip r:embed="rId25"/>
-                    <a:stretch>
-                      <a:fillRect/>
-                    </a:stretch>
-                  </pic:blipFill>
-                  <pic:spPr bwMode="auto">
-                    <a:xfrm>
-                      <a:off x="0" y="0"/>
-                      <a:ext cx="3240000" cy="2523913"/>
-                    </a:xfrm>
-                    <a:prstGeom prst="rect">
-                      <a:avLst/>
-                    </a:prstGeom>
-                    <a:noFill/>
-                    <a:ln w="9525">
-                      <a:noFill/>
-                      <a:headEnd/>
-                      <a:tailEnd/>
-                    </a:ln>
-                  </pic:spPr>
-                </pic:pic>
-              </a:graphicData>
-            </a:graphic>
-          </wp:inline>
-        </w:drawing>
-      </w:r>
-    </w:p>
+    <w:tbl>
+      <w:tblPr>
+        <w:tblStyle w:val="Table"/>
+        <w:tblW w:type="dxa" w:w="9752"/>
+        <w:tblBorders>
+          <w:top w:val="single" w:sz="6" w:space="0" w:color="000000"/>
+          <w:left w:val="single" w:sz="6" w:space="0" w:color="000000"/>
+          <w:bottom w:val="single" w:sz="6" w:space="0" w:color="000000"/>
+          <w:right w:val="single" w:sz="6" w:space="0" w:color="000000"/>
+          <w:insideH w:val="single" w:sz="6" w:space="0" w:color="000000"/>
+          <w:insideV w:val="single" w:sz="6" w:space="0" w:color="000000"/>
+        </w:tblBorders>
+        <w:tblLayout w:type="fixed"/>
+        <w:tblLook w:firstRow="1" w:lastRow="0" w:firstColumn="0" w:lastColumn="0" w:noHBand="0" w:noVBand="0" w:val="0020"/>
+      </w:tblPr>
+      <w:tblGrid>
+        <w:gridCol w:w="3250"/>
+        <w:gridCol w:w="3250"/>
+        <w:gridCol w:w="3252"/>
+      </w:tblGrid>
+      <w:tr>
+        <w:trPr>
+          <w:tblHeader w:val="on"/>
+        </w:trPr>
+        <w:tc>
+          <w:tcPr>
+            <w:tcW w:type="dxa" w:w="3250"/>
+          </w:tcPr>
+          <w:tcPr/>
+          <w:p>
+            <w:pPr>
+              <w:pStyle w:val="Compact"/>
+              <w:jc w:val="center"/>
+            </w:pPr>
+            <w:r>
+              <w:rPr>
+                <w:rFonts w:ascii="Times New Roman" w:hAnsi="Times New Roman" w:cs="Times New Roman" w:eastAsia="SimSun"/>
+              </w:rPr>
+              <w:t xml:space="preserve">甲</w:t>
+            </w:r>
+          </w:p>
+        </w:tc>
+        <w:tc>
+          <w:tcPr>
+            <w:tcW w:type="dxa" w:w="3250"/>
+          </w:tcPr>
+          <w:tcPr/>
+          <w:p>
+            <w:pPr>
+              <w:pStyle w:val="Compact"/>
+              <w:jc w:val="center"/>
+            </w:pPr>
+            <w:r>
+              <w:rPr>
+                <w:rFonts w:ascii="Times New Roman" w:hAnsi="Times New Roman" w:cs="Times New Roman" w:eastAsia="SimSun"/>
+              </w:rPr>
+              <w:t xml:space="preserve">乙</w:t>
+            </w:r>
+          </w:p>
+        </w:tc>
+        <w:tc>
+          <w:tcPr>
+            <w:tcW w:type="dxa" w:w="3252"/>
+          </w:tcPr>
+          <w:tcPr/>
+          <w:p>
+            <w:pPr>
+              <w:pStyle w:val="Compact"/>
+              <w:jc w:val="center"/>
+            </w:pPr>
+            <w:r>
+              <w:rPr>
+                <w:rFonts w:ascii="Times New Roman" w:hAnsi="Times New Roman" w:cs="Times New Roman" w:eastAsia="SimSun"/>
+              </w:rPr>
+              <w:t xml:space="preserve">丙</w:t>
+            </w:r>
+          </w:p>
+        </w:tc>
+      </w:tr>
+      <w:tr>
+        <w:tc>
+          <w:tcPr>
+            <w:tcW w:type="dxa" w:w="3250"/>
+          </w:tcPr>
+          <w:tcPr/>
+          <w:p>
+            <w:pPr>
+              <w:pStyle w:val="Compact"/>
+              <w:jc w:val="center"/>
+            </w:pPr>
+            <w:r>
+              <w:drawing>
+                <wp:inline>
+                  <wp:extent cx="1568400" cy="1465973"/>
+                  <wp:effectExtent b="0" l="0" r="0" t="0"/>
+                  <wp:docPr descr="" title="" id="20" name="Picture"/>
+                  <a:graphic>
+                    <a:graphicData uri="http://schemas.openxmlformats.org/drawingml/2006/picture">
+                      <pic:pic>
+                        <pic:nvPicPr>
+                          <pic:cNvPr descr="b166d2bc38baf68c0265323335a907df8c8a9004acdadc705845d37bfc939b49.jpg" id="21" name="Picture"/>
+                          <pic:cNvPicPr>
+                            <a:picLocks noChangeArrowheads="1" noChangeAspect="1"/>
+                          </pic:cNvPicPr>
+                        </pic:nvPicPr>
+                        <pic:blipFill>
+                          <a:blip r:embed="rId19"/>
+                          <a:stretch>
+                            <a:fillRect/>
+                          </a:stretch>
+                        </pic:blipFill>
+                        <pic:spPr bwMode="auto">
+                          <a:xfrm>
+                            <a:off x="0" y="0"/>
+                            <a:ext cx="1568400" cy="1465973"/>
+                          </a:xfrm>
+                          <a:prstGeom prst="rect">
+                            <a:avLst/>
+                          </a:prstGeom>
+                          <a:noFill/>
+                          <a:ln w="9525">
+                            <a:noFill/>
+                            <a:headEnd/>
+                            <a:tailEnd/>
+                          </a:ln>
+                        </pic:spPr>
+                      </pic:pic>
+                    </a:graphicData>
+                  </a:graphic>
+                </wp:inline>
+              </w:drawing>
+            </w:r>
+          </w:p>
+        </w:tc>
+        <w:tc>
+          <w:tcPr>
+            <w:tcW w:type="dxa" w:w="3250"/>
+          </w:tcPr>
+          <w:tcPr/>
+          <w:p>
+            <w:pPr>
+              <w:pStyle w:val="Compact"/>
+              <w:jc w:val="center"/>
+            </w:pPr>
+            <w:r>
+              <w:drawing>
+                <wp:inline>
+                  <wp:extent cx="1568400" cy="1250254"/>
+                  <wp:effectExtent b="0" l="0" r="0" t="0"/>
+                  <wp:docPr descr="" title="" id="23" name="Picture"/>
+                  <a:graphic>
+                    <a:graphicData uri="http://schemas.openxmlformats.org/drawingml/2006/picture">
+                      <pic:pic>
+                        <pic:nvPicPr>
+                          <pic:cNvPr descr="2851353de00be08990fb5aeed1daab7f5c207f4a2bbee3b728491f58d877bdf6.jpg" id="24" name="Picture"/>
+                          <pic:cNvPicPr>
+                            <a:picLocks noChangeArrowheads="1" noChangeAspect="1"/>
+                          </pic:cNvPicPr>
+                        </pic:nvPicPr>
+                        <pic:blipFill>
+                          <a:blip r:embed="rId22"/>
+                          <a:stretch>
+                            <a:fillRect/>
+                          </a:stretch>
+                        </pic:blipFill>
+                        <pic:spPr bwMode="auto">
+                          <a:xfrm>
+                            <a:off x="0" y="0"/>
+                            <a:ext cx="1568400" cy="1250254"/>
+                          </a:xfrm>
+                          <a:prstGeom prst="rect">
+                            <a:avLst/>
+                          </a:prstGeom>
+                          <a:noFill/>
+                          <a:ln w="9525">
+                            <a:noFill/>
+                            <a:headEnd/>
+                            <a:tailEnd/>
+                          </a:ln>
+                        </pic:spPr>
+                      </pic:pic>
+                    </a:graphicData>
+                  </a:graphic>
+                </wp:inline>
+              </w:drawing>
+            </w:r>
+          </w:p>
+        </w:tc>
+        <w:tc>
+          <w:tcPr>
+            <w:tcW w:type="dxa" w:w="3252"/>
+          </w:tcPr>
+          <w:tcPr/>
+          <w:p>
+            <w:pPr>
+              <w:pStyle w:val="Compact"/>
+              <w:jc w:val="center"/>
+            </w:pPr>
+            <w:r>
+              <w:drawing>
+                <wp:inline>
+                  <wp:extent cx="1568400" cy="1221760"/>
+                  <wp:effectExtent b="0" l="0" r="0" t="0"/>
+                  <wp:docPr descr="" title="" id="26" name="Picture"/>
+                  <a:graphic>
+                    <a:graphicData uri="http://schemas.openxmlformats.org/drawingml/2006/picture">
+                      <pic:pic>
+                        <pic:nvPicPr>
+                          <pic:cNvPr descr="f9a797ac008905b3e58574e952dc33c89b276e21c2fd9f89dd5fb17208359bf1.jpg" id="27" name="Picture"/>
+                          <pic:cNvPicPr>
+                            <a:picLocks noChangeArrowheads="1" noChangeAspect="1"/>
+                          </pic:cNvPicPr>
+                        </pic:nvPicPr>
+                        <pic:blipFill>
+                          <a:blip r:embed="rId25"/>
+                          <a:stretch>
+                            <a:fillRect/>
+                          </a:stretch>
+                        </pic:blipFill>
+                        <pic:spPr bwMode="auto">
+                          <a:xfrm>
+                            <a:off x="0" y="0"/>
+                            <a:ext cx="1568400" cy="1221760"/>
+                          </a:xfrm>
+                          <a:prstGeom prst="rect">
+                            <a:avLst/>
+                          </a:prstGeom>
+                          <a:noFill/>
+                          <a:ln w="9525">
+                            <a:noFill/>
+                            <a:headEnd/>
+                            <a:tailEnd/>
+                          </a:ln>
+                        </pic:spPr>
+                      </pic:pic>
+                    </a:graphicData>
+                  </a:graphic>
+                </wp:inline>
+              </w:drawing>
+            </w:r>
+          </w:p>
+        </w:tc>
+      </w:tr>
+    </w:tbl>
     <w:p>
       <w:pPr>
         <w:pStyle w:val="BodyText"/>
@@ -45753,12 +45850,13 @@
         <w:tblLook w:firstRow="1" w:lastRow="0" w:firstColumn="0" w:lastColumn="0" w:noHBand="0" w:noVBand="0" w:val="0020"/>
       </w:tblPr>
       <w:tblGrid>
-        <w:gridCol w:w="670"/>
+        <w:gridCol w:w="619"/>
+        <w:gridCol w:w="3122"/>
+        <w:gridCol w:w="2816"/>
+        <w:gridCol w:w="1662"/>
+        <w:gridCol w:w="749"/>
         <w:gridCol w:w="600"/>
-        <w:gridCol w:w="3382"/>
-        <w:gridCol w:w="3050"/>
-        <w:gridCol w:w="1800"/>
-        <w:gridCol w:w="250"/>
+        <w:gridCol w:w="184"/>
       </w:tblGrid>
       <w:tr>
         <w:trPr>
@@ -45766,7 +45864,7 @@
         </w:trPr>
         <w:tc>
           <w:tcPr>
-            <w:tcW w:type="dxa" w:w="670"/>
+            <w:tcW w:type="dxa" w:w="619"/>
           </w:tcPr>
           <w:tcPr/>
           <w:p>
@@ -45779,6 +45877,76 @@
                 <w:rFonts w:ascii="Times New Roman" w:hAnsi="Times New Roman" w:cs="Times New Roman" w:eastAsia="SimSun"/>
               </w:rPr>
               <w:t xml:space="preserve">卷内题号</w:t>
+            </w:r>
+          </w:p>
+        </w:tc>
+        <w:tc>
+          <w:tcPr>
+            <w:tcW w:type="dxa" w:w="3122"/>
+          </w:tcPr>
+          <w:tcPr/>
+          <w:p>
+            <w:pPr>
+              <w:pStyle w:val="Compact"/>
+            </w:pPr>
+            <w:r>
+              <w:rPr>
+                <w:rFonts w:ascii="Times New Roman" w:hAnsi="Times New Roman" w:cs="Times New Roman" w:eastAsia="SimSun"/>
+              </w:rPr>
+              <w:t xml:space="preserve">题名</w:t>
+            </w:r>
+          </w:p>
+        </w:tc>
+        <w:tc>
+          <w:tcPr>
+            <w:tcW w:type="dxa" w:w="2816"/>
+          </w:tcPr>
+          <w:tcPr/>
+          <w:p>
+            <w:pPr>
+              <w:pStyle w:val="Compact"/>
+            </w:pPr>
+            <w:r>
+              <w:rPr>
+                <w:rFonts w:ascii="Times New Roman" w:hAnsi="Times New Roman" w:cs="Times New Roman" w:eastAsia="SimSun"/>
+              </w:rPr>
+              <w:t xml:space="preserve">题卡</w:t>
+            </w:r>
+          </w:p>
+        </w:tc>
+        <w:tc>
+          <w:tcPr>
+            <w:tcW w:type="dxa" w:w="1662"/>
+          </w:tcPr>
+          <w:tcPr/>
+          <w:p>
+            <w:pPr>
+              <w:pStyle w:val="Compact"/>
+              <w:jc w:val="center"/>
+            </w:pPr>
+            <w:r>
+              <w:rPr>
+                <w:rFonts w:ascii="Times New Roman" w:hAnsi="Times New Roman" w:cs="Times New Roman" w:eastAsia="SimSun"/>
+              </w:rPr>
+              <w:t xml:space="preserve">来源</w:t>
+            </w:r>
+          </w:p>
+        </w:tc>
+        <w:tc>
+          <w:tcPr>
+            <w:tcW w:type="dxa" w:w="749"/>
+          </w:tcPr>
+          <w:tcPr/>
+          <w:p>
+            <w:pPr>
+              <w:pStyle w:val="Compact"/>
+              <w:jc w:val="center"/>
+            </w:pPr>
+            <w:r>
+              <w:rPr>
+                <w:rFonts w:ascii="Times New Roman" w:hAnsi="Times New Roman" w:cs="Times New Roman" w:eastAsia="SimSun"/>
+              </w:rPr>
+              <w:t xml:space="preserve">模块</w:t>
             </w:r>
           </w:p>
         </w:tc>
@@ -45796,64 +45964,13 @@
               <w:rPr>
                 <w:rFonts w:ascii="Times New Roman" w:hAnsi="Times New Roman" w:cs="Times New Roman" w:eastAsia="SimSun"/>
               </w:rPr>
-              <w:t xml:space="preserve">分值</w:t>
+              <w:t xml:space="preserve">难度</w:t>
             </w:r>
           </w:p>
         </w:tc>
         <w:tc>
           <w:tcPr>
-            <w:tcW w:type="dxa" w:w="3382"/>
-          </w:tcPr>
-          <w:tcPr/>
-          <w:p>
-            <w:pPr>
-              <w:pStyle w:val="Compact"/>
-            </w:pPr>
-            <w:r>
-              <w:rPr>
-                <w:rFonts w:ascii="Times New Roman" w:hAnsi="Times New Roman" w:cs="Times New Roman" w:eastAsia="SimSun"/>
-              </w:rPr>
-              <w:t xml:space="preserve">题名</w:t>
-            </w:r>
-          </w:p>
-        </w:tc>
-        <w:tc>
-          <w:tcPr>
-            <w:tcW w:type="dxa" w:w="3050"/>
-          </w:tcPr>
-          <w:tcPr/>
-          <w:p>
-            <w:pPr>
-              <w:pStyle w:val="Compact"/>
-            </w:pPr>
-            <w:r>
-              <w:rPr>
-                <w:rFonts w:ascii="Times New Roman" w:hAnsi="Times New Roman" w:cs="Times New Roman" w:eastAsia="SimSun"/>
-              </w:rPr>
-              <w:t xml:space="preserve">题卡</w:t>
-            </w:r>
-          </w:p>
-        </w:tc>
-        <w:tc>
-          <w:tcPr>
-            <w:tcW w:type="dxa" w:w="1800"/>
-          </w:tcPr>
-          <w:tcPr/>
-          <w:p>
-            <w:pPr>
-              <w:pStyle w:val="Compact"/>
-            </w:pPr>
-            <w:r>
-              <w:rPr>
-                <w:rFonts w:ascii="Times New Roman" w:hAnsi="Times New Roman" w:cs="Times New Roman" w:eastAsia="SimSun"/>
-              </w:rPr>
-              <w:t xml:space="preserve">来源</w:t>
-            </w:r>
-          </w:p>
-        </w:tc>
-        <w:tc>
-          <w:tcPr>
-            <w:tcW w:type="dxa" w:w="250"/>
+            <w:tcW w:type="dxa" w:w="184"/>
           </w:tcPr>
           <w:tcPr/>
           <w:p>
@@ -45865,7 +45982,7 @@
               <w:rPr>
                 <w:rFonts w:ascii="Times New Roman" w:hAnsi="Times New Roman" w:cs="Times New Roman" w:eastAsia="SimSun"/>
               </w:rPr>
-              <w:t xml:space="preserve">难度</w:t>
+              <w:t xml:space="preserve">分值</w:t>
             </w:r>
           </w:p>
         </w:tc>
@@ -45873,7 +45990,7 @@
       <w:tr>
         <w:tc>
           <w:tcPr>
-            <w:tcW w:type="dxa" w:w="670"/>
+            <w:tcW w:type="dxa" w:w="619"/>
           </w:tcPr>
           <w:tcPr/>
           <w:p>
@@ -45888,7 +46005,1087 @@
         </w:tc>
         <w:tc>
           <w:tcPr>
+            <w:tcW w:type="dxa" w:w="3122"/>
+          </w:tcPr>
+          <w:tcPr/>
+          <w:p>
+            <w:pPr>
+              <w:pStyle w:val="Compact"/>
+            </w:pPr>
+            <w:r>
+              <w:rPr>
+                <w:rFonts w:ascii="Times New Roman" w:hAnsi="Times New Roman" w:cs="Times New Roman" w:eastAsia="SimSun"/>
+              </w:rPr>
+              <w:t xml:space="preserve">第3章</w:t>
+            </w:r>
+            <w:r>
+              <w:t xml:space="preserve"> </w:t>
+            </w:r>
+            <w:r>
+              <w:rPr>
+                <w:rFonts w:ascii="Times New Roman" w:hAnsi="Times New Roman" w:cs="Times New Roman" w:eastAsia="SimSun"/>
+              </w:rPr>
+              <w:t xml:space="preserve">晶体结构初步知识·B卷第2题</w:t>
+            </w:r>
+          </w:p>
+        </w:tc>
+        <w:tc>
+          <w:tcPr>
+            <w:tcW w:type="dxa" w:w="2816"/>
+          </w:tcPr>
+          <w:tcPr/>
+          <w:p>
+            <w:pPr>
+              <w:pStyle w:val="Compact"/>
+            </w:pPr>
+            <w:r>
+              <w:rPr>
+                <w:rFonts w:ascii="Times New Roman" w:hAnsi="Times New Roman" w:cs="Times New Roman" w:eastAsia="SimSun"/>
+              </w:rPr>
+              <w:t xml:space="preserve">题-327-化学能力测试-Ch3B-2-钨冶炼与蓝色氧化钨</w:t>
+            </w:r>
+          </w:p>
+        </w:tc>
+        <w:tc>
+          <w:tcPr>
+            <w:tcW w:type="dxa" w:w="1662"/>
+          </w:tcPr>
+          <w:tcPr/>
+          <w:p>
+            <w:pPr>
+              <w:pStyle w:val="Compact"/>
+              <w:jc w:val="center"/>
+            </w:pPr>
+            <w:r>
+              <w:rPr>
+                <w:rFonts w:ascii="Times New Roman" w:hAnsi="Times New Roman" w:cs="Times New Roman" w:eastAsia="SimSun"/>
+              </w:rPr>
+              <w:t xml:space="preserve">化学能力测试</w:t>
+            </w:r>
+          </w:p>
+        </w:tc>
+        <w:tc>
+          <w:tcPr>
+            <w:tcW w:type="dxa" w:w="749"/>
+          </w:tcPr>
+          <w:tcPr/>
+          <w:p>
+            <w:pPr>
+              <w:pStyle w:val="Compact"/>
+              <w:jc w:val="center"/>
+            </w:pPr>
+            <w:r>
+              <w:rPr>
+                <w:rFonts w:ascii="Times New Roman" w:hAnsi="Times New Roman" w:cs="Times New Roman" w:eastAsia="SimSun"/>
+              </w:rPr>
+              <w:t xml:space="preserve">元素与分析</w:t>
+            </w:r>
+          </w:p>
+        </w:tc>
+        <w:tc>
+          <w:tcPr>
             <w:tcW w:type="dxa" w:w="600"/>
+          </w:tcPr>
+          <w:tcPr/>
+          <w:p>
+            <w:pPr>
+              <w:pStyle w:val="Compact"/>
+              <w:jc w:val="center"/>
+            </w:pPr>
+            <w:r>
+              <w:t xml:space="preserve">⭐⭐⭐⭐⭐</w:t>
+            </w:r>
+          </w:p>
+        </w:tc>
+        <w:tc>
+          <w:tcPr>
+            <w:tcW w:type="dxa" w:w="184"/>
+          </w:tcPr>
+          <w:tcPr/>
+          <w:p>
+            <w:pPr>
+              <w:pStyle w:val="Compact"/>
+              <w:jc w:val="center"/>
+            </w:pPr>
+            <w:r>
+              <w:t xml:space="preserve">10</w:t>
+            </w:r>
+          </w:p>
+        </w:tc>
+      </w:tr>
+      <w:tr>
+        <w:tc>
+          <w:tcPr>
+            <w:tcW w:type="dxa" w:w="619"/>
+          </w:tcPr>
+          <w:tcPr/>
+          <w:p>
+            <w:pPr>
+              <w:pStyle w:val="Compact"/>
+              <w:jc w:val="center"/>
+            </w:pPr>
+            <w:r>
+              <w:t xml:space="preserve">2</w:t>
+            </w:r>
+          </w:p>
+        </w:tc>
+        <w:tc>
+          <w:tcPr>
+            <w:tcW w:type="dxa" w:w="3122"/>
+          </w:tcPr>
+          <w:tcPr/>
+          <w:p>
+            <w:pPr>
+              <w:pStyle w:val="Compact"/>
+            </w:pPr>
+            <w:r>
+              <w:rPr>
+                <w:rFonts w:ascii="Times New Roman" w:hAnsi="Times New Roman" w:cs="Times New Roman" w:eastAsia="SimSun"/>
+              </w:rPr>
+              <w:t xml:space="preserve">盐类溶解度与分级结晶</w:t>
+            </w:r>
+          </w:p>
+        </w:tc>
+        <w:tc>
+          <w:tcPr>
+            <w:tcW w:type="dxa" w:w="2816"/>
+          </w:tcPr>
+          <w:tcPr/>
+          <w:p>
+            <w:pPr>
+              <w:pStyle w:val="Compact"/>
+            </w:pPr>
+            <w:r>
+              <w:rPr>
+                <w:rFonts w:ascii="Times New Roman" w:hAnsi="Times New Roman" w:cs="Times New Roman" w:eastAsia="SimSun"/>
+              </w:rPr>
+              <w:t xml:space="preserve">题-053-上海中学-溶液和胶体-习题2</w:t>
+            </w:r>
+          </w:p>
+        </w:tc>
+        <w:tc>
+          <w:tcPr>
+            <w:tcW w:type="dxa" w:w="1662"/>
+          </w:tcPr>
+          <w:tcPr/>
+          <w:p>
+            <w:pPr>
+              <w:pStyle w:val="Compact"/>
+              <w:jc w:val="center"/>
+            </w:pPr>
+            <w:r>
+              <w:rPr>
+                <w:rFonts w:ascii="Times New Roman" w:hAnsi="Times New Roman" w:cs="Times New Roman" w:eastAsia="SimSun"/>
+              </w:rPr>
+              <w:t xml:space="preserve">上海中学竞赛课程</w:t>
+            </w:r>
+          </w:p>
+        </w:tc>
+        <w:tc>
+          <w:tcPr>
+            <w:tcW w:type="dxa" w:w="749"/>
+          </w:tcPr>
+          <w:tcPr/>
+          <w:p>
+            <w:pPr>
+              <w:pStyle w:val="Compact"/>
+              <w:jc w:val="center"/>
+            </w:pPr>
+            <w:r>
+              <w:rPr>
+                <w:rFonts w:ascii="Times New Roman" w:hAnsi="Times New Roman" w:cs="Times New Roman" w:eastAsia="SimSun"/>
+              </w:rPr>
+              <w:t xml:space="preserve">元素与分析</w:t>
+            </w:r>
+          </w:p>
+        </w:tc>
+        <w:tc>
+          <w:tcPr>
+            <w:tcW w:type="dxa" w:w="600"/>
+          </w:tcPr>
+          <w:tcPr/>
+          <w:p>
+            <w:pPr>
+              <w:pStyle w:val="Compact"/>
+              <w:jc w:val="center"/>
+            </w:pPr>
+            <w:r>
+              <w:t xml:space="preserve">⭐⭐⭐⭐</w:t>
+            </w:r>
+          </w:p>
+        </w:tc>
+        <w:tc>
+          <w:tcPr>
+            <w:tcW w:type="dxa" w:w="184"/>
+          </w:tcPr>
+          <w:tcPr/>
+          <w:p>
+            <w:pPr>
+              <w:pStyle w:val="Compact"/>
+              <w:jc w:val="center"/>
+            </w:pPr>
+            <w:r>
+              <w:t xml:space="preserve">6</w:t>
+            </w:r>
+          </w:p>
+        </w:tc>
+      </w:tr>
+      <w:tr>
+        <w:tc>
+          <w:tcPr>
+            <w:tcW w:type="dxa" w:w="619"/>
+          </w:tcPr>
+          <w:tcPr/>
+          <w:p>
+            <w:pPr>
+              <w:pStyle w:val="Compact"/>
+              <w:jc w:val="center"/>
+            </w:pPr>
+            <w:r>
+              <w:t xml:space="preserve">3</w:t>
+            </w:r>
+          </w:p>
+        </w:tc>
+        <w:tc>
+          <w:tcPr>
+            <w:tcW w:type="dxa" w:w="3122"/>
+          </w:tcPr>
+          <w:tcPr/>
+          <w:p>
+            <w:pPr>
+              <w:pStyle w:val="Compact"/>
+            </w:pPr>
+            <w:r>
+              <w:rPr>
+                <w:rFonts w:ascii="Times New Roman" w:hAnsi="Times New Roman" w:cs="Times New Roman" w:eastAsia="SimSun"/>
+              </w:rPr>
+              <w:t xml:space="preserve">配套能力测试</w:t>
+            </w:r>
+            <w:r>
+              <w:t xml:space="preserve"> </w:t>
+            </w:r>
+            <w:r>
+              <w:rPr>
+                <w:rFonts w:ascii="Times New Roman" w:hAnsi="Times New Roman" w:cs="Times New Roman" w:eastAsia="SimSun"/>
+              </w:rPr>
+              <w:t xml:space="preserve">第7章</w:t>
+            </w:r>
+          </w:p>
+        </w:tc>
+        <w:tc>
+          <w:tcPr>
+            <w:tcW w:type="dxa" w:w="2816"/>
+          </w:tcPr>
+          <w:tcPr/>
+          <w:p>
+            <w:pPr>
+              <w:pStyle w:val="Compact"/>
+            </w:pPr>
+            <w:r>
+              <w:rPr>
+                <w:rFonts w:ascii="Times New Roman" w:hAnsi="Times New Roman" w:cs="Times New Roman" w:eastAsia="SimSun"/>
+              </w:rPr>
+              <w:t xml:space="preserve">题-134-一分册测试-Ch7B-9-Ag2O3晶体与间接碘量法</w:t>
+            </w:r>
+          </w:p>
+        </w:tc>
+        <w:tc>
+          <w:tcPr>
+            <w:tcW w:type="dxa" w:w="1662"/>
+          </w:tcPr>
+          <w:tcPr/>
+          <w:p>
+            <w:pPr>
+              <w:pStyle w:val="Compact"/>
+              <w:jc w:val="center"/>
+            </w:pPr>
+            <w:r>
+              <w:rPr>
+                <w:rFonts w:ascii="Times New Roman" w:hAnsi="Times New Roman" w:cs="Times New Roman" w:eastAsia="SimSun"/>
+              </w:rPr>
+              <w:t xml:space="preserve">一分册能力测试</w:t>
+            </w:r>
+          </w:p>
+        </w:tc>
+        <w:tc>
+          <w:tcPr>
+            <w:tcW w:type="dxa" w:w="749"/>
+          </w:tcPr>
+          <w:tcPr/>
+          <w:p>
+            <w:pPr>
+              <w:pStyle w:val="Compact"/>
+              <w:jc w:val="center"/>
+            </w:pPr>
+            <w:r>
+              <w:rPr>
+                <w:rFonts w:ascii="Times New Roman" w:hAnsi="Times New Roman" w:cs="Times New Roman" w:eastAsia="SimSun"/>
+              </w:rPr>
+              <w:t xml:space="preserve">元素与分析</w:t>
+            </w:r>
+          </w:p>
+        </w:tc>
+        <w:tc>
+          <w:tcPr>
+            <w:tcW w:type="dxa" w:w="600"/>
+          </w:tcPr>
+          <w:tcPr/>
+          <w:p>
+            <w:pPr>
+              <w:pStyle w:val="Compact"/>
+              <w:jc w:val="center"/>
+            </w:pPr>
+            <w:r>
+              <w:t xml:space="preserve">⭐⭐⭐⭐⭐</w:t>
+            </w:r>
+          </w:p>
+        </w:tc>
+        <w:tc>
+          <w:tcPr>
+            <w:tcW w:type="dxa" w:w="184"/>
+          </w:tcPr>
+          <w:tcPr/>
+          <w:p>
+            <w:pPr>
+              <w:pStyle w:val="Compact"/>
+              <w:jc w:val="center"/>
+            </w:pPr>
+            <w:r>
+              <w:t xml:space="preserve">10</w:t>
+            </w:r>
+          </w:p>
+        </w:tc>
+      </w:tr>
+      <w:tr>
+        <w:tc>
+          <w:tcPr>
+            <w:tcW w:type="dxa" w:w="619"/>
+          </w:tcPr>
+          <w:tcPr/>
+          <w:p>
+            <w:pPr>
+              <w:pStyle w:val="Compact"/>
+              <w:jc w:val="center"/>
+            </w:pPr>
+            <w:r>
+              <w:t xml:space="preserve">4</w:t>
+            </w:r>
+          </w:p>
+        </w:tc>
+        <w:tc>
+          <w:tcPr>
+            <w:tcW w:type="dxa" w:w="3122"/>
+          </w:tcPr>
+          <w:tcPr/>
+          <w:p>
+            <w:pPr>
+              <w:pStyle w:val="Compact"/>
+            </w:pPr>
+            <w:r>
+              <w:rPr>
+                <w:rFonts w:ascii="Times New Roman" w:hAnsi="Times New Roman" w:cs="Times New Roman" w:eastAsia="SimSun"/>
+              </w:rPr>
+              <w:t xml:space="preserve">第13讲</w:t>
+            </w:r>
+            <w:r>
+              <w:t xml:space="preserve"> </w:t>
+            </w:r>
+            <w:r>
+              <w:rPr>
+                <w:rFonts w:ascii="Times New Roman" w:hAnsi="Times New Roman" w:cs="Times New Roman" w:eastAsia="SimSun"/>
+              </w:rPr>
+              <w:t xml:space="preserve">实战演练</w:t>
+            </w:r>
+            <w:r>
+              <w:t xml:space="preserve"> 9</w:t>
+            </w:r>
+          </w:p>
+        </w:tc>
+        <w:tc>
+          <w:tcPr>
+            <w:tcW w:type="dxa" w:w="2816"/>
+          </w:tcPr>
+          <w:tcPr/>
+          <w:p>
+            <w:pPr>
+              <w:pStyle w:val="Compact"/>
+            </w:pPr>
+            <w:r>
+              <w:rPr>
+                <w:rFonts w:ascii="Times New Roman" w:hAnsi="Times New Roman" w:cs="Times New Roman" w:eastAsia="SimSun"/>
+              </w:rPr>
+              <w:t xml:space="preserve">题-838-一分册-L13实9-NF3综合推断与衍生物</w:t>
+            </w:r>
+          </w:p>
+        </w:tc>
+        <w:tc>
+          <w:tcPr>
+            <w:tcW w:type="dxa" w:w="1662"/>
+          </w:tcPr>
+          <w:tcPr/>
+          <w:p>
+            <w:pPr>
+              <w:pStyle w:val="Compact"/>
+              <w:jc w:val="center"/>
+            </w:pPr>
+            <w:r>
+              <w:rPr>
+                <w:rFonts w:ascii="Times New Roman" w:hAnsi="Times New Roman" w:cs="Times New Roman" w:eastAsia="SimSun"/>
+              </w:rPr>
+              <w:t xml:space="preserve">高中化学竞赛教程第一分册</w:t>
+            </w:r>
+          </w:p>
+        </w:tc>
+        <w:tc>
+          <w:tcPr>
+            <w:tcW w:type="dxa" w:w="749"/>
+          </w:tcPr>
+          <w:tcPr/>
+          <w:p>
+            <w:pPr>
+              <w:pStyle w:val="Compact"/>
+              <w:jc w:val="center"/>
+            </w:pPr>
+            <w:r>
+              <w:rPr>
+                <w:rFonts w:ascii="Times New Roman" w:hAnsi="Times New Roman" w:cs="Times New Roman" w:eastAsia="SimSun"/>
+              </w:rPr>
+              <w:t xml:space="preserve">元素与分析</w:t>
+            </w:r>
+          </w:p>
+        </w:tc>
+        <w:tc>
+          <w:tcPr>
+            <w:tcW w:type="dxa" w:w="600"/>
+          </w:tcPr>
+          <w:tcPr/>
+          <w:p>
+            <w:pPr>
+              <w:pStyle w:val="Compact"/>
+              <w:jc w:val="center"/>
+            </w:pPr>
+            <w:r>
+              <w:t xml:space="preserve">⭐⭐⭐⭐⭐</w:t>
+            </w:r>
+          </w:p>
+        </w:tc>
+        <w:tc>
+          <w:tcPr>
+            <w:tcW w:type="dxa" w:w="184"/>
+          </w:tcPr>
+          <w:tcPr/>
+          <w:p>
+            <w:pPr>
+              <w:pStyle w:val="Compact"/>
+              <w:jc w:val="center"/>
+            </w:pPr>
+            <w:r>
+              <w:t xml:space="preserve">9</w:t>
+            </w:r>
+          </w:p>
+        </w:tc>
+      </w:tr>
+      <w:tr>
+        <w:tc>
+          <w:tcPr>
+            <w:tcW w:type="dxa" w:w="619"/>
+          </w:tcPr>
+          <w:tcPr/>
+          <w:p>
+            <w:pPr>
+              <w:pStyle w:val="Compact"/>
+              <w:jc w:val="center"/>
+            </w:pPr>
+            <w:r>
+              <w:t xml:space="preserve">5</w:t>
+            </w:r>
+          </w:p>
+        </w:tc>
+        <w:tc>
+          <w:tcPr>
+            <w:tcW w:type="dxa" w:w="3122"/>
+          </w:tcPr>
+          <w:tcPr/>
+          <w:p>
+            <w:pPr>
+              <w:pStyle w:val="Compact"/>
+            </w:pPr>
+            <w:r>
+              <w:rPr>
+                <w:rFonts w:ascii="Times New Roman" w:hAnsi="Times New Roman" w:cs="Times New Roman" w:eastAsia="SimSun"/>
+              </w:rPr>
+              <w:t xml:space="preserve">金的高价态氟化物合成路线推断…</w:t>
+            </w:r>
+          </w:p>
+        </w:tc>
+        <w:tc>
+          <w:tcPr>
+            <w:tcW w:type="dxa" w:w="2816"/>
+          </w:tcPr>
+          <w:tcPr/>
+          <w:p>
+            <w:pPr>
+              <w:pStyle w:val="Compact"/>
+            </w:pPr>
+            <w:r>
+              <w:rPr>
+                <w:rFonts w:ascii="Times New Roman" w:hAnsi="Times New Roman" w:cs="Times New Roman" w:eastAsia="SimSun"/>
+              </w:rPr>
+              <w:t xml:space="preserve">题-039-初赛讲义-推断技术-习题6.34</w:t>
+            </w:r>
+          </w:p>
+        </w:tc>
+        <w:tc>
+          <w:tcPr>
+            <w:tcW w:type="dxa" w:w="1662"/>
+          </w:tcPr>
+          <w:tcPr/>
+          <w:p>
+            <w:pPr>
+              <w:pStyle w:val="Compact"/>
+              <w:jc w:val="center"/>
+            </w:pPr>
+            <w:r>
+              <w:rPr>
+                <w:rFonts w:ascii="Times New Roman" w:hAnsi="Times New Roman" w:cs="Times New Roman" w:eastAsia="SimSun"/>
+              </w:rPr>
+              <w:t xml:space="preserve">化学竞赛初赛讲义</w:t>
+            </w:r>
+          </w:p>
+        </w:tc>
+        <w:tc>
+          <w:tcPr>
+            <w:tcW w:type="dxa" w:w="749"/>
+          </w:tcPr>
+          <w:tcPr/>
+          <w:p>
+            <w:pPr>
+              <w:pStyle w:val="Compact"/>
+              <w:jc w:val="center"/>
+            </w:pPr>
+            <w:r>
+              <w:rPr>
+                <w:rFonts w:ascii="Times New Roman" w:hAnsi="Times New Roman" w:cs="Times New Roman" w:eastAsia="SimSun"/>
+              </w:rPr>
+              <w:t xml:space="preserve">元素与分析</w:t>
+            </w:r>
+          </w:p>
+        </w:tc>
+        <w:tc>
+          <w:tcPr>
+            <w:tcW w:type="dxa" w:w="600"/>
+          </w:tcPr>
+          <w:tcPr/>
+          <w:p>
+            <w:pPr>
+              <w:pStyle w:val="Compact"/>
+              <w:jc w:val="center"/>
+            </w:pPr>
+            <w:r>
+              <w:t xml:space="preserve">⭐⭐⭐⭐⭐</w:t>
+            </w:r>
+          </w:p>
+        </w:tc>
+        <w:tc>
+          <w:tcPr>
+            <w:tcW w:type="dxa" w:w="184"/>
+          </w:tcPr>
+          <w:tcPr/>
+          <w:p>
+            <w:pPr>
+              <w:pStyle w:val="Compact"/>
+              <w:jc w:val="center"/>
+            </w:pPr>
+            <w:r>
+              <w:t xml:space="preserve">8</w:t>
+            </w:r>
+          </w:p>
+        </w:tc>
+      </w:tr>
+      <w:tr>
+        <w:tc>
+          <w:tcPr>
+            <w:tcW w:type="dxa" w:w="619"/>
+          </w:tcPr>
+          <w:tcPr/>
+          <w:p>
+            <w:pPr>
+              <w:pStyle w:val="Compact"/>
+              <w:jc w:val="center"/>
+            </w:pPr>
+            <w:r>
+              <w:t xml:space="preserve">6</w:t>
+            </w:r>
+          </w:p>
+        </w:tc>
+        <w:tc>
+          <w:tcPr>
+            <w:tcW w:type="dxa" w:w="3122"/>
+          </w:tcPr>
+          <w:tcPr/>
+          <w:p>
+            <w:pPr>
+              <w:pStyle w:val="Compact"/>
+            </w:pPr>
+            <w:r>
+              <w:rPr>
+                <w:rFonts w:ascii="Times New Roman" w:hAnsi="Times New Roman" w:cs="Times New Roman" w:eastAsia="SimSun"/>
+              </w:rPr>
+              <w:t xml:space="preserve">元素</w:t>
+            </w:r>
+            <w:r>
+              <w:t xml:space="preserve"> </w:t>
+            </w:r>
+            <w:r>
+              <w:rPr>
+                <w:rFonts w:ascii="Times New Roman" w:hAnsi="Times New Roman" w:cs="Times New Roman" w:eastAsia="SimSun"/>
+              </w:rPr>
+              <w:t xml:space="preserve">X（铋）的推断</w:t>
+            </w:r>
+          </w:p>
+        </w:tc>
+        <w:tc>
+          <w:tcPr>
+            <w:tcW w:type="dxa" w:w="2816"/>
+          </w:tcPr>
+          <w:tcPr/>
+          <w:p>
+            <w:pPr>
+              <w:pStyle w:val="Compact"/>
+            </w:pPr>
+            <w:r>
+              <w:rPr>
+                <w:rFonts w:ascii="Times New Roman" w:hAnsi="Times New Roman" w:cs="Times New Roman" w:eastAsia="SimSun"/>
+              </w:rPr>
+              <w:t xml:space="preserve">题-278-化学能力测试-Ch1A-3-元素X铋的推断</w:t>
+            </w:r>
+          </w:p>
+        </w:tc>
+        <w:tc>
+          <w:tcPr>
+            <w:tcW w:type="dxa" w:w="1662"/>
+          </w:tcPr>
+          <w:tcPr/>
+          <w:p>
+            <w:pPr>
+              <w:pStyle w:val="Compact"/>
+              <w:jc w:val="center"/>
+            </w:pPr>
+            <w:r>
+              <w:rPr>
+                <w:rFonts w:ascii="Times New Roman" w:hAnsi="Times New Roman" w:cs="Times New Roman" w:eastAsia="SimSun"/>
+              </w:rPr>
+              <w:t xml:space="preserve">化学能力测试</w:t>
+            </w:r>
+          </w:p>
+        </w:tc>
+        <w:tc>
+          <w:tcPr>
+            <w:tcW w:type="dxa" w:w="749"/>
+          </w:tcPr>
+          <w:tcPr/>
+          <w:p>
+            <w:pPr>
+              <w:pStyle w:val="Compact"/>
+              <w:jc w:val="center"/>
+            </w:pPr>
+            <w:r>
+              <w:rPr>
+                <w:rFonts w:ascii="Times New Roman" w:hAnsi="Times New Roman" w:cs="Times New Roman" w:eastAsia="SimSun"/>
+              </w:rPr>
+              <w:t xml:space="preserve">元素与分析</w:t>
+            </w:r>
+          </w:p>
+        </w:tc>
+        <w:tc>
+          <w:tcPr>
+            <w:tcW w:type="dxa" w:w="600"/>
+          </w:tcPr>
+          <w:tcPr/>
+          <w:p>
+            <w:pPr>
+              <w:pStyle w:val="Compact"/>
+              <w:jc w:val="center"/>
+            </w:pPr>
+            <w:r>
+              <w:t xml:space="preserve">⭐⭐⭐⭐⭐</w:t>
+            </w:r>
+          </w:p>
+        </w:tc>
+        <w:tc>
+          <w:tcPr>
+            <w:tcW w:type="dxa" w:w="184"/>
+          </w:tcPr>
+          <w:tcPr/>
+          <w:p>
+            <w:pPr>
+              <w:pStyle w:val="Compact"/>
+              <w:jc w:val="center"/>
+            </w:pPr>
+            <w:r>
+              <w:t xml:space="preserve">10</w:t>
+            </w:r>
+          </w:p>
+        </w:tc>
+      </w:tr>
+      <w:tr>
+        <w:tc>
+          <w:tcPr>
+            <w:tcW w:type="dxa" w:w="619"/>
+          </w:tcPr>
+          <w:tcPr/>
+          <w:p>
+            <w:pPr>
+              <w:pStyle w:val="Compact"/>
+              <w:jc w:val="center"/>
+            </w:pPr>
+            <w:r>
+              <w:t xml:space="preserve">7</w:t>
+            </w:r>
+          </w:p>
+        </w:tc>
+        <w:tc>
+          <w:tcPr>
+            <w:tcW w:type="dxa" w:w="3122"/>
+          </w:tcPr>
+          <w:tcPr/>
+          <w:p>
+            <w:pPr>
+              <w:pStyle w:val="Compact"/>
+            </w:pPr>
+            <w:r>
+              <w:rPr>
+                <w:rFonts w:ascii="Times New Roman" w:hAnsi="Times New Roman" w:cs="Times New Roman" w:eastAsia="SimSun"/>
+              </w:rPr>
+              <w:t xml:space="preserve">一元弱酸滴定与Ka计算</w:t>
+            </w:r>
+          </w:p>
+        </w:tc>
+        <w:tc>
+          <w:tcPr>
+            <w:tcW w:type="dxa" w:w="2816"/>
+          </w:tcPr>
+          <w:tcPr/>
+          <w:p>
+            <w:pPr>
+              <w:pStyle w:val="Compact"/>
+            </w:pPr>
+            <w:r>
+              <w:rPr>
+                <w:rFonts w:ascii="Times New Roman" w:hAnsi="Times New Roman" w:cs="Times New Roman" w:eastAsia="SimSun"/>
+              </w:rPr>
+              <w:t xml:space="preserve">题-058-上海中学-水中平衡-习题2</w:t>
+            </w:r>
+          </w:p>
+        </w:tc>
+        <w:tc>
+          <w:tcPr>
+            <w:tcW w:type="dxa" w:w="1662"/>
+          </w:tcPr>
+          <w:tcPr/>
+          <w:p>
+            <w:pPr>
+              <w:pStyle w:val="Compact"/>
+              <w:jc w:val="center"/>
+            </w:pPr>
+            <w:r>
+              <w:rPr>
+                <w:rFonts w:ascii="Times New Roman" w:hAnsi="Times New Roman" w:cs="Times New Roman" w:eastAsia="SimSun"/>
+              </w:rPr>
+              <w:t xml:space="preserve">上海中学竞赛课程</w:t>
+            </w:r>
+          </w:p>
+        </w:tc>
+        <w:tc>
+          <w:tcPr>
+            <w:tcW w:type="dxa" w:w="749"/>
+          </w:tcPr>
+          <w:tcPr/>
+          <w:p>
+            <w:pPr>
+              <w:pStyle w:val="Compact"/>
+              <w:jc w:val="center"/>
+            </w:pPr>
+            <w:r>
+              <w:rPr>
+                <w:rFonts w:ascii="Times New Roman" w:hAnsi="Times New Roman" w:cs="Times New Roman" w:eastAsia="SimSun"/>
+              </w:rPr>
+              <w:t xml:space="preserve">元素与分析</w:t>
+            </w:r>
+          </w:p>
+        </w:tc>
+        <w:tc>
+          <w:tcPr>
+            <w:tcW w:type="dxa" w:w="600"/>
+          </w:tcPr>
+          <w:tcPr/>
+          <w:p>
+            <w:pPr>
+              <w:pStyle w:val="Compact"/>
+              <w:jc w:val="center"/>
+            </w:pPr>
+            <w:r>
+              <w:t xml:space="preserve">⭐⭐⭐⭐</w:t>
+            </w:r>
+          </w:p>
+        </w:tc>
+        <w:tc>
+          <w:tcPr>
+            <w:tcW w:type="dxa" w:w="184"/>
+          </w:tcPr>
+          <w:tcPr/>
+          <w:p>
+            <w:pPr>
+              <w:pStyle w:val="Compact"/>
+              <w:jc w:val="center"/>
+            </w:pPr>
+            <w:r>
+              <w:t xml:space="preserve">6</w:t>
+            </w:r>
+          </w:p>
+        </w:tc>
+      </w:tr>
+      <w:tr>
+        <w:tc>
+          <w:tcPr>
+            <w:tcW w:type="dxa" w:w="619"/>
+          </w:tcPr>
+          <w:tcPr/>
+          <w:p>
+            <w:pPr>
+              <w:pStyle w:val="Compact"/>
+              <w:jc w:val="center"/>
+            </w:pPr>
+            <w:r>
+              <w:t xml:space="preserve">8</w:t>
+            </w:r>
+          </w:p>
+        </w:tc>
+        <w:tc>
+          <w:tcPr>
+            <w:tcW w:type="dxa" w:w="3122"/>
+          </w:tcPr>
+          <w:tcPr/>
+          <w:p>
+            <w:pPr>
+              <w:pStyle w:val="Compact"/>
+            </w:pPr>
+            <w:r>
+              <w:t xml:space="preserve">BP </w:t>
+            </w:r>
+            <w:r>
+              <w:rPr>
+                <w:rFonts w:ascii="Times New Roman" w:hAnsi="Times New Roman" w:cs="Times New Roman" w:eastAsia="SimSun"/>
+              </w:rPr>
+              <w:t xml:space="preserve">闪锌矿结构与反应速率</w:t>
+            </w:r>
+          </w:p>
+        </w:tc>
+        <w:tc>
+          <w:tcPr>
+            <w:tcW w:type="dxa" w:w="2816"/>
+          </w:tcPr>
+          <w:tcPr/>
+          <w:p>
+            <w:pPr>
+              <w:pStyle w:val="Compact"/>
+            </w:pPr>
+            <w:r>
+              <w:rPr>
+                <w:rFonts w:ascii="Times New Roman" w:hAnsi="Times New Roman" w:cs="Times New Roman" w:eastAsia="SimSun"/>
+              </w:rPr>
+              <w:t xml:space="preserve">题-318-化学能力测试-Ch3A-3-BP闪锌矿与动力学</w:t>
+            </w:r>
+          </w:p>
+        </w:tc>
+        <w:tc>
+          <w:tcPr>
+            <w:tcW w:type="dxa" w:w="1662"/>
+          </w:tcPr>
+          <w:tcPr/>
+          <w:p>
+            <w:pPr>
+              <w:pStyle w:val="Compact"/>
+              <w:jc w:val="center"/>
+            </w:pPr>
+            <w:r>
+              <w:rPr>
+                <w:rFonts w:ascii="Times New Roman" w:hAnsi="Times New Roman" w:cs="Times New Roman" w:eastAsia="SimSun"/>
+              </w:rPr>
+              <w:t xml:space="preserve">化学能力测试</w:t>
+            </w:r>
+          </w:p>
+        </w:tc>
+        <w:tc>
+          <w:tcPr>
+            <w:tcW w:type="dxa" w:w="749"/>
+          </w:tcPr>
+          <w:tcPr/>
+          <w:p>
+            <w:pPr>
+              <w:pStyle w:val="Compact"/>
+              <w:jc w:val="center"/>
+            </w:pPr>
+            <w:r>
+              <w:rPr>
+                <w:rFonts w:ascii="Times New Roman" w:hAnsi="Times New Roman" w:cs="Times New Roman" w:eastAsia="SimSun"/>
+              </w:rPr>
+              <w:t xml:space="preserve">结构化学</w:t>
+            </w:r>
+          </w:p>
+        </w:tc>
+        <w:tc>
+          <w:tcPr>
+            <w:tcW w:type="dxa" w:w="600"/>
+          </w:tcPr>
+          <w:tcPr/>
+          <w:p>
+            <w:pPr>
+              <w:pStyle w:val="Compact"/>
+              <w:jc w:val="center"/>
+            </w:pPr>
+            <w:r>
+              <w:t xml:space="preserve">⭐⭐⭐⭐⭐</w:t>
+            </w:r>
+          </w:p>
+        </w:tc>
+        <w:tc>
+          <w:tcPr>
+            <w:tcW w:type="dxa" w:w="184"/>
+          </w:tcPr>
+          <w:tcPr/>
+          <w:p>
+            <w:pPr>
+              <w:pStyle w:val="Compact"/>
+              <w:jc w:val="center"/>
+            </w:pPr>
+            <w:r>
+              <w:t xml:space="preserve">10</w:t>
+            </w:r>
+          </w:p>
+        </w:tc>
+      </w:tr>
+      <w:tr>
+        <w:tc>
+          <w:tcPr>
+            <w:tcW w:type="dxa" w:w="619"/>
+          </w:tcPr>
+          <w:tcPr/>
+          <w:p>
+            <w:pPr>
+              <w:pStyle w:val="Compact"/>
+              <w:jc w:val="center"/>
+            </w:pPr>
+            <w:r>
+              <w:t xml:space="preserve">9</w:t>
+            </w:r>
+          </w:p>
+        </w:tc>
+        <w:tc>
+          <w:tcPr>
+            <w:tcW w:type="dxa" w:w="3122"/>
+          </w:tcPr>
+          <w:tcPr/>
+          <w:p>
+            <w:pPr>
+              <w:pStyle w:val="Compact"/>
+            </w:pPr>
+            <w:r>
+              <w:rPr>
+                <w:rFonts w:ascii="Times New Roman" w:hAnsi="Times New Roman" w:cs="Times New Roman" w:eastAsia="SimSun"/>
+              </w:rPr>
+              <w:t xml:space="preserve">离子晶体半径比与配位数</w:t>
+            </w:r>
+          </w:p>
+        </w:tc>
+        <w:tc>
+          <w:tcPr>
+            <w:tcW w:type="dxa" w:w="2816"/>
+          </w:tcPr>
+          <w:tcPr/>
+          <w:p>
+            <w:pPr>
+              <w:pStyle w:val="Compact"/>
+            </w:pPr>
+            <w:r>
+              <w:rPr>
+                <w:rFonts w:ascii="Times New Roman" w:hAnsi="Times New Roman" w:cs="Times New Roman" w:eastAsia="SimSun"/>
+              </w:rPr>
+              <w:t xml:space="preserve">题-049-上海中学-离子键与离子晶体-习题2</w:t>
+            </w:r>
+          </w:p>
+        </w:tc>
+        <w:tc>
+          <w:tcPr>
+            <w:tcW w:type="dxa" w:w="1662"/>
+          </w:tcPr>
+          <w:tcPr/>
+          <w:p>
+            <w:pPr>
+              <w:pStyle w:val="Compact"/>
+              <w:jc w:val="center"/>
+            </w:pPr>
+            <w:r>
+              <w:rPr>
+                <w:rFonts w:ascii="Times New Roman" w:hAnsi="Times New Roman" w:cs="Times New Roman" w:eastAsia="SimSun"/>
+              </w:rPr>
+              <w:t xml:space="preserve">上海中学竞赛课程</w:t>
+            </w:r>
+          </w:p>
+        </w:tc>
+        <w:tc>
+          <w:tcPr>
+            <w:tcW w:type="dxa" w:w="749"/>
+          </w:tcPr>
+          <w:tcPr/>
+          <w:p>
+            <w:pPr>
+              <w:pStyle w:val="Compact"/>
+              <w:jc w:val="center"/>
+            </w:pPr>
+            <w:r>
+              <w:rPr>
+                <w:rFonts w:ascii="Times New Roman" w:hAnsi="Times New Roman" w:cs="Times New Roman" w:eastAsia="SimSun"/>
+              </w:rPr>
+              <w:t xml:space="preserve">结构化学</w:t>
+            </w:r>
+          </w:p>
+        </w:tc>
+        <w:tc>
+          <w:tcPr>
+            <w:tcW w:type="dxa" w:w="600"/>
+          </w:tcPr>
+          <w:tcPr/>
+          <w:p>
+            <w:pPr>
+              <w:pStyle w:val="Compact"/>
+              <w:jc w:val="center"/>
+            </w:pPr>
+            <w:r>
+              <w:t xml:space="preserve">⭐⭐⭐⭐⭐</w:t>
+            </w:r>
+          </w:p>
+        </w:tc>
+        <w:tc>
+          <w:tcPr>
+            <w:tcW w:type="dxa" w:w="184"/>
+          </w:tcPr>
+          <w:tcPr/>
+          <w:p>
+            <w:pPr>
+              <w:pStyle w:val="Compact"/>
+              <w:jc w:val="center"/>
+            </w:pPr>
+            <w:r>
+              <w:t xml:space="preserve">8</w:t>
+            </w:r>
+          </w:p>
+        </w:tc>
+      </w:tr>
+      <w:tr>
+        <w:tc>
+          <w:tcPr>
+            <w:tcW w:type="dxa" w:w="619"/>
           </w:tcPr>
           <w:tcPr/>
           <w:p>
@@ -45903,7 +47100,7 @@
         </w:tc>
         <w:tc>
           <w:tcPr>
-            <w:tcW w:type="dxa" w:w="3382"/>
+            <w:tcW w:type="dxa" w:w="3122"/>
           </w:tcPr>
           <w:tcPr/>
           <w:p>
@@ -45914,7 +47111,25 @@
               <w:rPr>
                 <w:rFonts w:ascii="Times New Roman" w:hAnsi="Times New Roman" w:cs="Times New Roman" w:eastAsia="SimSun"/>
               </w:rPr>
-              <w:t xml:space="preserve">第3章</w:t>
+              <w:t xml:space="preserve">HChO晶-05</w:t>
+            </w:r>
+            <w:r>
+              <w:t xml:space="preserve"> CuPS₃ </w:t>
+            </w:r>
+            <w:r>
+              <w:rPr>
+                <w:rFonts w:ascii="Times New Roman" w:hAnsi="Times New Roman" w:cs="Times New Roman" w:eastAsia="SimSun"/>
+              </w:rPr>
+              <w:t xml:space="preserve">的层状结构与</w:t>
+            </w:r>
+            <w:r>
+              <w:t xml:space="preserve"> HgI₂ </w:t>
+            </w:r>
+            <w:r>
+              <w:rPr>
+                <w:rFonts w:ascii="Times New Roman" w:hAnsi="Times New Roman" w:cs="Times New Roman" w:eastAsia="SimSun"/>
+              </w:rPr>
+              <w:t xml:space="preserve">晶胞补全（11</w:t>
             </w:r>
             <w:r>
               <w:t xml:space="preserve"> </w:t>
@@ -45923,13 +47138,13 @@
               <w:rPr>
                 <w:rFonts w:ascii="Times New Roman" w:hAnsi="Times New Roman" w:cs="Times New Roman" w:eastAsia="SimSun"/>
               </w:rPr>
-              <w:t xml:space="preserve">晶体结构初步知识·B卷第2题</w:t>
+              <w:t xml:space="preserve">分）</w:t>
             </w:r>
           </w:p>
         </w:tc>
         <w:tc>
           <w:tcPr>
-            <w:tcW w:type="dxa" w:w="3050"/>
+            <w:tcW w:type="dxa" w:w="2816"/>
           </w:tcPr>
           <w:tcPr/>
           <w:p>
@@ -45940,30 +47155,13 @@
               <w:rPr>
                 <w:rFonts w:ascii="Times New Roman" w:hAnsi="Times New Roman" w:cs="Times New Roman" w:eastAsia="SimSun"/>
               </w:rPr>
-              <w:t xml:space="preserve">题-327-化学能力测试-Ch3B-2-钨冶炼与蓝色氧化钨</w:t>
+              <w:t xml:space="preserve">题-HChO晶-05-CuPS3层状结构与HgI2晶胞补全</w:t>
             </w:r>
           </w:p>
         </w:tc>
         <w:tc>
           <w:tcPr>
-            <w:tcW w:type="dxa" w:w="1800"/>
-          </w:tcPr>
-          <w:tcPr/>
-          <w:p>
-            <w:pPr>
-              <w:pStyle w:val="Compact"/>
-            </w:pPr>
-            <w:r>
-              <w:rPr>
-                <w:rFonts w:ascii="Times New Roman" w:hAnsi="Times New Roman" w:cs="Times New Roman" w:eastAsia="SimSun"/>
-              </w:rPr>
-              <w:t xml:space="preserve">化学能力测试</w:t>
-            </w:r>
-          </w:p>
-        </w:tc>
-        <w:tc>
-          <w:tcPr>
-            <w:tcW w:type="dxa" w:w="250"/>
+            <w:tcW w:type="dxa" w:w="1662"/>
           </w:tcPr>
           <w:tcPr/>
           <w:p>
@@ -45972,15 +47170,16 @@
               <w:jc w:val="center"/>
             </w:pPr>
             <w:r>
-              <w:t xml:space="preserve">⭐⭐⭐⭐⭐</w:t>
+              <w:rPr>
+                <w:rFonts w:ascii="Times New Roman" w:hAnsi="Times New Roman" w:cs="Times New Roman" w:eastAsia="SimSun"/>
+              </w:rPr>
+              <w:t xml:space="preserve">HChO晶体专题</w:t>
             </w:r>
           </w:p>
         </w:tc>
-      </w:tr>
-      <w:tr>
         <w:tc>
           <w:tcPr>
-            <w:tcW w:type="dxa" w:w="670"/>
+            <w:tcW w:type="dxa" w:w="749"/>
           </w:tcPr>
           <w:tcPr/>
           <w:p>
@@ -45989,7 +47188,10 @@
               <w:jc w:val="center"/>
             </w:pPr>
             <w:r>
-              <w:t xml:space="preserve">2</w:t>
+              <w:rPr>
+                <w:rFonts w:ascii="Times New Roman" w:hAnsi="Times New Roman" w:cs="Times New Roman" w:eastAsia="SimSun"/>
+              </w:rPr>
+              <w:t xml:space="preserve">结构化学</w:t>
             </w:r>
           </w:p>
         </w:tc>
@@ -46004,64 +47206,13 @@
               <w:jc w:val="center"/>
             </w:pPr>
             <w:r>
-              <w:t xml:space="preserve">6</w:t>
+              <w:t xml:space="preserve">⭐⭐⭐⭐⭐</w:t>
             </w:r>
           </w:p>
         </w:tc>
         <w:tc>
           <w:tcPr>
-            <w:tcW w:type="dxa" w:w="3382"/>
-          </w:tcPr>
-          <w:tcPr/>
-          <w:p>
-            <w:pPr>
-              <w:pStyle w:val="Compact"/>
-            </w:pPr>
-            <w:r>
-              <w:rPr>
-                <w:rFonts w:ascii="Times New Roman" w:hAnsi="Times New Roman" w:cs="Times New Roman" w:eastAsia="SimSun"/>
-              </w:rPr>
-              <w:t xml:space="preserve">盐类溶解度与分级结晶</w:t>
-            </w:r>
-          </w:p>
-        </w:tc>
-        <w:tc>
-          <w:tcPr>
-            <w:tcW w:type="dxa" w:w="3050"/>
-          </w:tcPr>
-          <w:tcPr/>
-          <w:p>
-            <w:pPr>
-              <w:pStyle w:val="Compact"/>
-            </w:pPr>
-            <w:r>
-              <w:rPr>
-                <w:rFonts w:ascii="Times New Roman" w:hAnsi="Times New Roman" w:cs="Times New Roman" w:eastAsia="SimSun"/>
-              </w:rPr>
-              <w:t xml:space="preserve">题-053-上海中学-溶液和胶体-习题2</w:t>
-            </w:r>
-          </w:p>
-        </w:tc>
-        <w:tc>
-          <w:tcPr>
-            <w:tcW w:type="dxa" w:w="1800"/>
-          </w:tcPr>
-          <w:tcPr/>
-          <w:p>
-            <w:pPr>
-              <w:pStyle w:val="Compact"/>
-            </w:pPr>
-            <w:r>
-              <w:rPr>
-                <w:rFonts w:ascii="Times New Roman" w:hAnsi="Times New Roman" w:cs="Times New Roman" w:eastAsia="SimSun"/>
-              </w:rPr>
-              <w:t xml:space="preserve">上海中学竞赛课程</w:t>
-            </w:r>
-          </w:p>
-        </w:tc>
-        <w:tc>
-          <w:tcPr>
-            <w:tcW w:type="dxa" w:w="250"/>
+            <w:tcW w:type="dxa" w:w="184"/>
           </w:tcPr>
           <w:tcPr/>
           <w:p>
@@ -46070,7 +47221,7 @@
               <w:jc w:val="center"/>
             </w:pPr>
             <w:r>
-              <w:t xml:space="preserve">⭐⭐⭐⭐</w:t>
+              <w:t xml:space="preserve">9</w:t>
             </w:r>
           </w:p>
         </w:tc>
@@ -46078,7 +47229,7 @@
       <w:tr>
         <w:tc>
           <w:tcPr>
-            <w:tcW w:type="dxa" w:w="670"/>
+            <w:tcW w:type="dxa" w:w="619"/>
           </w:tcPr>
           <w:tcPr/>
           <w:p>
@@ -46087,7 +47238,86 @@
               <w:jc w:val="center"/>
             </w:pPr>
             <w:r>
-              <w:t xml:space="preserve">3</w:t>
+              <w:t xml:space="preserve">11</w:t>
+            </w:r>
+          </w:p>
+        </w:tc>
+        <w:tc>
+          <w:tcPr>
+            <w:tcW w:type="dxa" w:w="3122"/>
+          </w:tcPr>
+          <w:tcPr/>
+          <w:p>
+            <w:pPr>
+              <w:pStyle w:val="Compact"/>
+            </w:pPr>
+            <w:r>
+              <w:rPr>
+                <w:rFonts w:ascii="Times New Roman" w:hAnsi="Times New Roman" w:cs="Times New Roman" w:eastAsia="SimSun"/>
+              </w:rPr>
+              <w:t xml:space="preserve">配套能力测试</w:t>
+            </w:r>
+            <w:r>
+              <w:t xml:space="preserve"> </w:t>
+            </w:r>
+            <w:r>
+              <w:rPr>
+                <w:rFonts w:ascii="Times New Roman" w:hAnsi="Times New Roman" w:cs="Times New Roman" w:eastAsia="SimSun"/>
+              </w:rPr>
+              <w:t xml:space="preserve">第3章</w:t>
+            </w:r>
+          </w:p>
+        </w:tc>
+        <w:tc>
+          <w:tcPr>
+            <w:tcW w:type="dxa" w:w="2816"/>
+          </w:tcPr>
+          <w:tcPr/>
+          <w:p>
+            <w:pPr>
+              <w:pStyle w:val="Compact"/>
+            </w:pPr>
+            <w:r>
+              <w:rPr>
+                <w:rFonts w:ascii="Times New Roman" w:hAnsi="Times New Roman" w:cs="Times New Roman" w:eastAsia="SimSun"/>
+              </w:rPr>
+              <w:t xml:space="preserve">题-056-一分册测试-Ch3B-8-钛酸钡晶体生长习性</w:t>
+            </w:r>
+          </w:p>
+        </w:tc>
+        <w:tc>
+          <w:tcPr>
+            <w:tcW w:type="dxa" w:w="1662"/>
+          </w:tcPr>
+          <w:tcPr/>
+          <w:p>
+            <w:pPr>
+              <w:pStyle w:val="Compact"/>
+              <w:jc w:val="center"/>
+            </w:pPr>
+            <w:r>
+              <w:rPr>
+                <w:rFonts w:ascii="Times New Roman" w:hAnsi="Times New Roman" w:cs="Times New Roman" w:eastAsia="SimSun"/>
+              </w:rPr>
+              <w:t xml:space="preserve">一分册能力测试</w:t>
+            </w:r>
+          </w:p>
+        </w:tc>
+        <w:tc>
+          <w:tcPr>
+            <w:tcW w:type="dxa" w:w="749"/>
+          </w:tcPr>
+          <w:tcPr/>
+          <w:p>
+            <w:pPr>
+              <w:pStyle w:val="Compact"/>
+              <w:jc w:val="center"/>
+            </w:pPr>
+            <w:r>
+              <w:rPr>
+                <w:rFonts w:ascii="Times New Roman" w:hAnsi="Times New Roman" w:cs="Times New Roman" w:eastAsia="SimSun"/>
+              </w:rPr>
+              <w:t xml:space="preserve">结构化学</w:t>
             </w:r>
           </w:p>
         </w:tc>
@@ -46102,73 +47332,13 @@
               <w:jc w:val="center"/>
             </w:pPr>
             <w:r>
-              <w:t xml:space="preserve">10</w:t>
+              <w:t xml:space="preserve">⭐⭐⭐⭐⭐</w:t>
             </w:r>
           </w:p>
         </w:tc>
         <w:tc>
           <w:tcPr>
-            <w:tcW w:type="dxa" w:w="3382"/>
-          </w:tcPr>
-          <w:tcPr/>
-          <w:p>
-            <w:pPr>
-              <w:pStyle w:val="Compact"/>
-            </w:pPr>
-            <w:r>
-              <w:rPr>
-                <w:rFonts w:ascii="Times New Roman" w:hAnsi="Times New Roman" w:cs="Times New Roman" w:eastAsia="SimSun"/>
-              </w:rPr>
-              <w:t xml:space="preserve">配套能力测试</w:t>
-            </w:r>
-            <w:r>
-              <w:t xml:space="preserve"> </w:t>
-            </w:r>
-            <w:r>
-              <w:rPr>
-                <w:rFonts w:ascii="Times New Roman" w:hAnsi="Times New Roman" w:cs="Times New Roman" w:eastAsia="SimSun"/>
-              </w:rPr>
-              <w:t xml:space="preserve">第7章</w:t>
-            </w:r>
-          </w:p>
-        </w:tc>
-        <w:tc>
-          <w:tcPr>
-            <w:tcW w:type="dxa" w:w="3050"/>
-          </w:tcPr>
-          <w:tcPr/>
-          <w:p>
-            <w:pPr>
-              <w:pStyle w:val="Compact"/>
-            </w:pPr>
-            <w:r>
-              <w:rPr>
-                <w:rFonts w:ascii="Times New Roman" w:hAnsi="Times New Roman" w:cs="Times New Roman" w:eastAsia="SimSun"/>
-              </w:rPr>
-              <w:t xml:space="preserve">题-134-一分册测试-Ch7B-9-Ag2O3晶体与间接碘量法</w:t>
-            </w:r>
-          </w:p>
-        </w:tc>
-        <w:tc>
-          <w:tcPr>
-            <w:tcW w:type="dxa" w:w="1800"/>
-          </w:tcPr>
-          <w:tcPr/>
-          <w:p>
-            <w:pPr>
-              <w:pStyle w:val="Compact"/>
-            </w:pPr>
-            <w:r>
-              <w:rPr>
-                <w:rFonts w:ascii="Times New Roman" w:hAnsi="Times New Roman" w:cs="Times New Roman" w:eastAsia="SimSun"/>
-              </w:rPr>
-              <w:t xml:space="preserve">一分册能力测试</w:t>
-            </w:r>
-          </w:p>
-        </w:tc>
-        <w:tc>
-          <w:tcPr>
-            <w:tcW w:type="dxa" w:w="250"/>
+            <w:tcW w:type="dxa" w:w="184"/>
           </w:tcPr>
           <w:tcPr/>
           <w:p>
@@ -46177,7 +47347,7 @@
               <w:jc w:val="center"/>
             </w:pPr>
             <w:r>
-              <w:t xml:space="preserve">⭐⭐⭐⭐⭐</w:t>
+              <w:t xml:space="preserve">10</w:t>
             </w:r>
           </w:p>
         </w:tc>
@@ -46185,7 +47355,7 @@
       <w:tr>
         <w:tc>
           <w:tcPr>
-            <w:tcW w:type="dxa" w:w="670"/>
+            <w:tcW w:type="dxa" w:w="619"/>
           </w:tcPr>
           <w:tcPr/>
           <w:p>
@@ -46194,7 +47364,89 @@
               <w:jc w:val="center"/>
             </w:pPr>
             <w:r>
-              <w:t xml:space="preserve">4</w:t>
+              <w:t xml:space="preserve">12</w:t>
+            </w:r>
+          </w:p>
+        </w:tc>
+        <w:tc>
+          <w:tcPr>
+            <w:tcW w:type="dxa" w:w="3122"/>
+          </w:tcPr>
+          <w:tcPr/>
+          <w:p>
+            <w:pPr>
+              <w:pStyle w:val="Compact"/>
+            </w:pPr>
+            <w:r>
+              <w:rPr>
+                <w:rFonts w:ascii="Times New Roman" w:hAnsi="Times New Roman" w:cs="Times New Roman" w:eastAsia="SimSun"/>
+              </w:rPr>
+              <w:t xml:space="preserve">第5讲</w:t>
+            </w:r>
+            <w:r>
+              <w:t xml:space="preserve"> </w:t>
+            </w:r>
+            <w:r>
+              <w:rPr>
+                <w:rFonts w:ascii="Times New Roman" w:hAnsi="Times New Roman" w:cs="Times New Roman" w:eastAsia="SimSun"/>
+              </w:rPr>
+              <w:t xml:space="preserve">实战演练</w:t>
+            </w:r>
+            <w:r>
+              <w:t xml:space="preserve"> 14</w:t>
+            </w:r>
+          </w:p>
+        </w:tc>
+        <w:tc>
+          <w:tcPr>
+            <w:tcW w:type="dxa" w:w="2816"/>
+          </w:tcPr>
+          <w:tcPr/>
+          <w:p>
+            <w:pPr>
+              <w:pStyle w:val="Compact"/>
+            </w:pPr>
+            <w:r>
+              <w:rPr>
+                <w:rFonts w:ascii="Times New Roman" w:hAnsi="Times New Roman" w:cs="Times New Roman" w:eastAsia="SimSun"/>
+              </w:rPr>
+              <w:t xml:space="preserve">题-115-一分册-L5实14-十种元素综合推断</w:t>
+            </w:r>
+          </w:p>
+        </w:tc>
+        <w:tc>
+          <w:tcPr>
+            <w:tcW w:type="dxa" w:w="1662"/>
+          </w:tcPr>
+          <w:tcPr/>
+          <w:p>
+            <w:pPr>
+              <w:pStyle w:val="Compact"/>
+              <w:jc w:val="center"/>
+            </w:pPr>
+            <w:r>
+              <w:rPr>
+                <w:rFonts w:ascii="Times New Roman" w:hAnsi="Times New Roman" w:cs="Times New Roman" w:eastAsia="SimSun"/>
+              </w:rPr>
+              <w:t xml:space="preserve">高中化学竞赛教程第一分册</w:t>
+            </w:r>
+          </w:p>
+        </w:tc>
+        <w:tc>
+          <w:tcPr>
+            <w:tcW w:type="dxa" w:w="749"/>
+          </w:tcPr>
+          <w:tcPr/>
+          <w:p>
+            <w:pPr>
+              <w:pStyle w:val="Compact"/>
+              <w:jc w:val="center"/>
+            </w:pPr>
+            <w:r>
+              <w:rPr>
+                <w:rFonts w:ascii="Times New Roman" w:hAnsi="Times New Roman" w:cs="Times New Roman" w:eastAsia="SimSun"/>
+              </w:rPr>
+              <w:t xml:space="preserve">结构化学</w:t>
             </w:r>
           </w:p>
         </w:tc>
@@ -46209,76 +47461,13 @@
               <w:jc w:val="center"/>
             </w:pPr>
             <w:r>
-              <w:t xml:space="preserve">9</w:t>
+              <w:t xml:space="preserve">⭐⭐⭐⭐⭐</w:t>
             </w:r>
           </w:p>
         </w:tc>
         <w:tc>
           <w:tcPr>
-            <w:tcW w:type="dxa" w:w="3382"/>
-          </w:tcPr>
-          <w:tcPr/>
-          <w:p>
-            <w:pPr>
-              <w:pStyle w:val="Compact"/>
-            </w:pPr>
-            <w:r>
-              <w:rPr>
-                <w:rFonts w:ascii="Times New Roman" w:hAnsi="Times New Roman" w:cs="Times New Roman" w:eastAsia="SimSun"/>
-              </w:rPr>
-              <w:t xml:space="preserve">第13讲</w:t>
-            </w:r>
-            <w:r>
-              <w:t xml:space="preserve"> </w:t>
-            </w:r>
-            <w:r>
-              <w:rPr>
-                <w:rFonts w:ascii="Times New Roman" w:hAnsi="Times New Roman" w:cs="Times New Roman" w:eastAsia="SimSun"/>
-              </w:rPr>
-              <w:t xml:space="preserve">实战演练</w:t>
-            </w:r>
-            <w:r>
-              <w:t xml:space="preserve"> 9</w:t>
-            </w:r>
-          </w:p>
-        </w:tc>
-        <w:tc>
-          <w:tcPr>
-            <w:tcW w:type="dxa" w:w="3050"/>
-          </w:tcPr>
-          <w:tcPr/>
-          <w:p>
-            <w:pPr>
-              <w:pStyle w:val="Compact"/>
-            </w:pPr>
-            <w:r>
-              <w:rPr>
-                <w:rFonts w:ascii="Times New Roman" w:hAnsi="Times New Roman" w:cs="Times New Roman" w:eastAsia="SimSun"/>
-              </w:rPr>
-              <w:t xml:space="preserve">题-838-一分册-L13实9-NF3综合推断与衍生物</w:t>
-            </w:r>
-          </w:p>
-        </w:tc>
-        <w:tc>
-          <w:tcPr>
-            <w:tcW w:type="dxa" w:w="1800"/>
-          </w:tcPr>
-          <w:tcPr/>
-          <w:p>
-            <w:pPr>
-              <w:pStyle w:val="Compact"/>
-            </w:pPr>
-            <w:r>
-              <w:rPr>
-                <w:rFonts w:ascii="Times New Roman" w:hAnsi="Times New Roman" w:cs="Times New Roman" w:eastAsia="SimSun"/>
-              </w:rPr>
-              <w:t xml:space="preserve">高中化学竞赛教程第一分册</w:t>
-            </w:r>
-          </w:p>
-        </w:tc>
-        <w:tc>
-          <w:tcPr>
-            <w:tcW w:type="dxa" w:w="250"/>
+            <w:tcW w:type="dxa" w:w="184"/>
           </w:tcPr>
           <w:tcPr/>
           <w:p>
@@ -46287,7 +47476,7 @@
               <w:jc w:val="center"/>
             </w:pPr>
             <w:r>
-              <w:t xml:space="preserve">⭐⭐⭐⭐⭐</w:t>
+              <w:t xml:space="preserve">10</w:t>
             </w:r>
           </w:p>
         </w:tc>
@@ -46295,7 +47484,7 @@
       <w:tr>
         <w:tc>
           <w:tcPr>
-            <w:tcW w:type="dxa" w:w="670"/>
+            <w:tcW w:type="dxa" w:w="619"/>
           </w:tcPr>
           <w:tcPr/>
           <w:p>
@@ -46304,7 +47493,80 @@
               <w:jc w:val="center"/>
             </w:pPr>
             <w:r>
-              <w:t xml:space="preserve">5</w:t>
+              <w:t xml:space="preserve">13</w:t>
+            </w:r>
+          </w:p>
+        </w:tc>
+        <w:tc>
+          <w:tcPr>
+            <w:tcW w:type="dxa" w:w="3122"/>
+          </w:tcPr>
+          <w:tcPr/>
+          <w:p>
+            <w:pPr>
+              <w:pStyle w:val="Compact"/>
+            </w:pPr>
+            <w:r>
+              <w:t xml:space="preserve">N₂O₄ </w:t>
+            </w:r>
+            <w:r>
+              <w:rPr>
+                <w:rFonts w:ascii="Times New Roman" w:hAnsi="Times New Roman" w:cs="Times New Roman" w:eastAsia="SimSun"/>
+              </w:rPr>
+              <w:t xml:space="preserve">与登月飞船推进剂</w:t>
+            </w:r>
+          </w:p>
+        </w:tc>
+        <w:tc>
+          <w:tcPr>
+            <w:tcW w:type="dxa" w:w="2816"/>
+          </w:tcPr>
+          <w:tcPr/>
+          <w:p>
+            <w:pPr>
+              <w:pStyle w:val="Compact"/>
+            </w:pPr>
+            <w:r>
+              <w:rPr>
+                <w:rFonts w:ascii="Times New Roman" w:hAnsi="Times New Roman" w:cs="Times New Roman" w:eastAsia="SimSun"/>
+              </w:rPr>
+              <w:t xml:space="preserve">题-282-化学能力测试-Ch1A-7-N2O4与登月飞船推进剂</w:t>
+            </w:r>
+          </w:p>
+        </w:tc>
+        <w:tc>
+          <w:tcPr>
+            <w:tcW w:type="dxa" w:w="1662"/>
+          </w:tcPr>
+          <w:tcPr/>
+          <w:p>
+            <w:pPr>
+              <w:pStyle w:val="Compact"/>
+              <w:jc w:val="center"/>
+            </w:pPr>
+            <w:r>
+              <w:rPr>
+                <w:rFonts w:ascii="Times New Roman" w:hAnsi="Times New Roman" w:cs="Times New Roman" w:eastAsia="SimSun"/>
+              </w:rPr>
+              <w:t xml:space="preserve">化学能力测试</w:t>
+            </w:r>
+          </w:p>
+        </w:tc>
+        <w:tc>
+          <w:tcPr>
+            <w:tcW w:type="dxa" w:w="749"/>
+          </w:tcPr>
+          <w:tcPr/>
+          <w:p>
+            <w:pPr>
+              <w:pStyle w:val="Compact"/>
+              <w:jc w:val="center"/>
+            </w:pPr>
+            <w:r>
+              <w:rPr>
+                <w:rFonts w:ascii="Times New Roman" w:hAnsi="Times New Roman" w:cs="Times New Roman" w:eastAsia="SimSun"/>
+              </w:rPr>
+              <w:t xml:space="preserve">化学原理</w:t>
             </w:r>
           </w:p>
         </w:tc>
@@ -46319,64 +47581,13 @@
               <w:jc w:val="center"/>
             </w:pPr>
             <w:r>
-              <w:t xml:space="preserve">8</w:t>
+              <w:t xml:space="preserve">⭐⭐⭐⭐⭐</w:t>
             </w:r>
           </w:p>
         </w:tc>
         <w:tc>
           <w:tcPr>
-            <w:tcW w:type="dxa" w:w="3382"/>
-          </w:tcPr>
-          <w:tcPr/>
-          <w:p>
-            <w:pPr>
-              <w:pStyle w:val="Compact"/>
-            </w:pPr>
-            <w:r>
-              <w:rPr>
-                <w:rFonts w:ascii="Times New Roman" w:hAnsi="Times New Roman" w:cs="Times New Roman" w:eastAsia="SimSun"/>
-              </w:rPr>
-              <w:t xml:space="preserve">金的高价态氟化物合成路线推断…</w:t>
-            </w:r>
-          </w:p>
-        </w:tc>
-        <w:tc>
-          <w:tcPr>
-            <w:tcW w:type="dxa" w:w="3050"/>
-          </w:tcPr>
-          <w:tcPr/>
-          <w:p>
-            <w:pPr>
-              <w:pStyle w:val="Compact"/>
-            </w:pPr>
-            <w:r>
-              <w:rPr>
-                <w:rFonts w:ascii="Times New Roman" w:hAnsi="Times New Roman" w:cs="Times New Roman" w:eastAsia="SimSun"/>
-              </w:rPr>
-              <w:t xml:space="preserve">题-039-初赛讲义-推断技术-习题6.34</w:t>
-            </w:r>
-          </w:p>
-        </w:tc>
-        <w:tc>
-          <w:tcPr>
-            <w:tcW w:type="dxa" w:w="1800"/>
-          </w:tcPr>
-          <w:tcPr/>
-          <w:p>
-            <w:pPr>
-              <w:pStyle w:val="Compact"/>
-            </w:pPr>
-            <w:r>
-              <w:rPr>
-                <w:rFonts w:ascii="Times New Roman" w:hAnsi="Times New Roman" w:cs="Times New Roman" w:eastAsia="SimSun"/>
-              </w:rPr>
-              <w:t xml:space="preserve">化学竞赛初赛讲义</w:t>
-            </w:r>
-          </w:p>
-        </w:tc>
-        <w:tc>
-          <w:tcPr>
-            <w:tcW w:type="dxa" w:w="250"/>
+            <w:tcW w:type="dxa" w:w="184"/>
           </w:tcPr>
           <w:tcPr/>
           <w:p>
@@ -46385,7 +47596,7 @@
               <w:jc w:val="center"/>
             </w:pPr>
             <w:r>
-              <w:t xml:space="preserve">⭐⭐⭐⭐⭐</w:t>
+              <w:t xml:space="preserve">10</w:t>
             </w:r>
           </w:p>
         </w:tc>
@@ -46393,7 +47604,7 @@
       <w:tr>
         <w:tc>
           <w:tcPr>
-            <w:tcW w:type="dxa" w:w="670"/>
+            <w:tcW w:type="dxa" w:w="619"/>
           </w:tcPr>
           <w:tcPr/>
           <w:p>
@@ -46402,7 +47613,98 @@
               <w:jc w:val="center"/>
             </w:pPr>
             <w:r>
-              <w:t xml:space="preserve">6</w:t>
+              <w:t xml:space="preserve">14</w:t>
+            </w:r>
+          </w:p>
+        </w:tc>
+        <w:tc>
+          <w:tcPr>
+            <w:tcW w:type="dxa" w:w="3122"/>
+          </w:tcPr>
+          <w:tcPr/>
+          <w:p>
+            <w:pPr>
+              <w:pStyle w:val="Compact"/>
+            </w:pPr>
+            <w:r>
+              <w:t xml:space="preserve">2 </w:t>
+            </w:r>
+            <w:r>
+              <w:rPr>
+                <w:rFonts w:ascii="Times New Roman" w:hAnsi="Times New Roman" w:cs="Times New Roman" w:eastAsia="SimSun"/>
+              </w:rPr>
+              <w:t xml:space="preserve">磁铁矿</w:t>
+            </w:r>
+            <w:r>
+              <w:t xml:space="preserve"> CO </w:t>
+            </w:r>
+            <w:r>
+              <w:rPr>
+                <w:rFonts w:ascii="Times New Roman" w:hAnsi="Times New Roman" w:cs="Times New Roman" w:eastAsia="SimSun"/>
+              </w:rPr>
+              <w:t xml:space="preserve">还原的热力学与气体平衡（24</w:t>
+            </w:r>
+            <w:r>
+              <w:t xml:space="preserve"> </w:t>
+            </w:r>
+            <w:r>
+              <w:rPr>
+                <w:rFonts w:ascii="Times New Roman" w:hAnsi="Times New Roman" w:cs="Times New Roman" w:eastAsia="SimSun"/>
+              </w:rPr>
+              <w:t xml:space="preserve">分）</w:t>
+            </w:r>
+          </w:p>
+        </w:tc>
+        <w:tc>
+          <w:tcPr>
+            <w:tcW w:type="dxa" w:w="2816"/>
+          </w:tcPr>
+          <w:tcPr/>
+          <w:p>
+            <w:pPr>
+              <w:pStyle w:val="Compact"/>
+            </w:pPr>
+            <w:r>
+              <w:rPr>
+                <w:rFonts w:ascii="Times New Roman" w:hAnsi="Times New Roman" w:cs="Times New Roman" w:eastAsia="SimSun"/>
+              </w:rPr>
+              <w:t xml:space="preserve">题-0407-2-磁铁矿还原热力学与气体平衡</w:t>
+            </w:r>
+          </w:p>
+        </w:tc>
+        <w:tc>
+          <w:tcPr>
+            <w:tcW w:type="dxa" w:w="1662"/>
+          </w:tcPr>
+          <w:tcPr/>
+          <w:p>
+            <w:pPr>
+              <w:pStyle w:val="Compact"/>
+              <w:jc w:val="center"/>
+            </w:pPr>
+            <w:r>
+              <w:rPr>
+                <w:rFonts w:ascii="Times New Roman" w:hAnsi="Times New Roman" w:cs="Times New Roman" w:eastAsia="SimSun"/>
+              </w:rPr>
+              <w:t xml:space="preserve">0407物化特训</w:t>
+            </w:r>
+          </w:p>
+        </w:tc>
+        <w:tc>
+          <w:tcPr>
+            <w:tcW w:type="dxa" w:w="749"/>
+          </w:tcPr>
+          <w:tcPr/>
+          <w:p>
+            <w:pPr>
+              <w:pStyle w:val="Compact"/>
+              <w:jc w:val="center"/>
+            </w:pPr>
+            <w:r>
+              <w:rPr>
+                <w:rFonts w:ascii="Times New Roman" w:hAnsi="Times New Roman" w:cs="Times New Roman" w:eastAsia="SimSun"/>
+              </w:rPr>
+              <w:t xml:space="preserve">化学原理</w:t>
             </w:r>
           </w:p>
         </w:tc>
@@ -46417,73 +47719,13 @@
               <w:jc w:val="center"/>
             </w:pPr>
             <w:r>
-              <w:t xml:space="preserve">10</w:t>
+              <w:t xml:space="preserve">⭐⭐⭐⭐</w:t>
             </w:r>
           </w:p>
         </w:tc>
         <w:tc>
           <w:tcPr>
-            <w:tcW w:type="dxa" w:w="3382"/>
-          </w:tcPr>
-          <w:tcPr/>
-          <w:p>
-            <w:pPr>
-              <w:pStyle w:val="Compact"/>
-            </w:pPr>
-            <w:r>
-              <w:rPr>
-                <w:rFonts w:ascii="Times New Roman" w:hAnsi="Times New Roman" w:cs="Times New Roman" w:eastAsia="SimSun"/>
-              </w:rPr>
-              <w:t xml:space="preserve">元素</w:t>
-            </w:r>
-            <w:r>
-              <w:t xml:space="preserve"> </w:t>
-            </w:r>
-            <w:r>
-              <w:rPr>
-                <w:rFonts w:ascii="Times New Roman" w:hAnsi="Times New Roman" w:cs="Times New Roman" w:eastAsia="SimSun"/>
-              </w:rPr>
-              <w:t xml:space="preserve">X（铋）的推断</w:t>
-            </w:r>
-          </w:p>
-        </w:tc>
-        <w:tc>
-          <w:tcPr>
-            <w:tcW w:type="dxa" w:w="3050"/>
-          </w:tcPr>
-          <w:tcPr/>
-          <w:p>
-            <w:pPr>
-              <w:pStyle w:val="Compact"/>
-            </w:pPr>
-            <w:r>
-              <w:rPr>
-                <w:rFonts w:ascii="Times New Roman" w:hAnsi="Times New Roman" w:cs="Times New Roman" w:eastAsia="SimSun"/>
-              </w:rPr>
-              <w:t xml:space="preserve">题-278-化学能力测试-Ch1A-3-元素X铋的推断</w:t>
-            </w:r>
-          </w:p>
-        </w:tc>
-        <w:tc>
-          <w:tcPr>
-            <w:tcW w:type="dxa" w:w="1800"/>
-          </w:tcPr>
-          <w:tcPr/>
-          <w:p>
-            <w:pPr>
-              <w:pStyle w:val="Compact"/>
-            </w:pPr>
-            <w:r>
-              <w:rPr>
-                <w:rFonts w:ascii="Times New Roman" w:hAnsi="Times New Roman" w:cs="Times New Roman" w:eastAsia="SimSun"/>
-              </w:rPr>
-              <w:t xml:space="preserve">化学能力测试</w:t>
-            </w:r>
-          </w:p>
-        </w:tc>
-        <w:tc>
-          <w:tcPr>
-            <w:tcW w:type="dxa" w:w="250"/>
+            <w:tcW w:type="dxa" w:w="184"/>
           </w:tcPr>
           <w:tcPr/>
           <w:p>
@@ -46492,7 +47734,7 @@
               <w:jc w:val="center"/>
             </w:pPr>
             <w:r>
-              <w:t xml:space="preserve">⭐⭐⭐⭐⭐</w:t>
+              <w:t xml:space="preserve">9</w:t>
             </w:r>
           </w:p>
         </w:tc>
@@ -46500,7 +47742,7 @@
       <w:tr>
         <w:tc>
           <w:tcPr>
-            <w:tcW w:type="dxa" w:w="670"/>
+            <w:tcW w:type="dxa" w:w="619"/>
           </w:tcPr>
           <w:tcPr/>
           <w:p>
@@ -46509,7 +47751,86 @@
               <w:jc w:val="center"/>
             </w:pPr>
             <w:r>
-              <w:t xml:space="preserve">7</w:t>
+              <w:t xml:space="preserve">15</w:t>
+            </w:r>
+          </w:p>
+        </w:tc>
+        <w:tc>
+          <w:tcPr>
+            <w:tcW w:type="dxa" w:w="3122"/>
+          </w:tcPr>
+          <w:tcPr/>
+          <w:p>
+            <w:pPr>
+              <w:pStyle w:val="Compact"/>
+            </w:pPr>
+            <w:r>
+              <w:rPr>
+                <w:rFonts w:ascii="Times New Roman" w:hAnsi="Times New Roman" w:cs="Times New Roman" w:eastAsia="SimSun"/>
+              </w:rPr>
+              <w:t xml:space="preserve">配套能力测试</w:t>
+            </w:r>
+            <w:r>
+              <w:t xml:space="preserve"> </w:t>
+            </w:r>
+            <w:r>
+              <w:rPr>
+                <w:rFonts w:ascii="Times New Roman" w:hAnsi="Times New Roman" w:cs="Times New Roman" w:eastAsia="SimSun"/>
+              </w:rPr>
+              <w:t xml:space="preserve">第7章</w:t>
+            </w:r>
+          </w:p>
+        </w:tc>
+        <w:tc>
+          <w:tcPr>
+            <w:tcW w:type="dxa" w:w="2816"/>
+          </w:tcPr>
+          <w:tcPr/>
+          <w:p>
+            <w:pPr>
+              <w:pStyle w:val="Compact"/>
+            </w:pPr>
+            <w:r>
+              <w:rPr>
+                <w:rFonts w:ascii="Times New Roman" w:hAnsi="Times New Roman" w:cs="Times New Roman" w:eastAsia="SimSun"/>
+              </w:rPr>
+              <w:t xml:space="preserve">题-118-一分册测试-Ch7A-2-飞秒化学NaI与NaClO</w:t>
+            </w:r>
+          </w:p>
+        </w:tc>
+        <w:tc>
+          <w:tcPr>
+            <w:tcW w:type="dxa" w:w="1662"/>
+          </w:tcPr>
+          <w:tcPr/>
+          <w:p>
+            <w:pPr>
+              <w:pStyle w:val="Compact"/>
+              <w:jc w:val="center"/>
+            </w:pPr>
+            <w:r>
+              <w:rPr>
+                <w:rFonts w:ascii="Times New Roman" w:hAnsi="Times New Roman" w:cs="Times New Roman" w:eastAsia="SimSun"/>
+              </w:rPr>
+              <w:t xml:space="preserve">一分册能力测试</w:t>
+            </w:r>
+          </w:p>
+        </w:tc>
+        <w:tc>
+          <w:tcPr>
+            <w:tcW w:type="dxa" w:w="749"/>
+          </w:tcPr>
+          <w:tcPr/>
+          <w:p>
+            <w:pPr>
+              <w:pStyle w:val="Compact"/>
+              <w:jc w:val="center"/>
+            </w:pPr>
+            <w:r>
+              <w:rPr>
+                <w:rFonts w:ascii="Times New Roman" w:hAnsi="Times New Roman" w:cs="Times New Roman" w:eastAsia="SimSun"/>
+              </w:rPr>
+              <w:t xml:space="preserve">化学原理</w:t>
             </w:r>
           </w:p>
         </w:tc>
@@ -46524,64 +47845,13 @@
               <w:jc w:val="center"/>
             </w:pPr>
             <w:r>
-              <w:t xml:space="preserve">6</w:t>
+              <w:t xml:space="preserve">⭐⭐⭐⭐⭐</w:t>
             </w:r>
           </w:p>
         </w:tc>
         <w:tc>
           <w:tcPr>
-            <w:tcW w:type="dxa" w:w="3382"/>
-          </w:tcPr>
-          <w:tcPr/>
-          <w:p>
-            <w:pPr>
-              <w:pStyle w:val="Compact"/>
-            </w:pPr>
-            <w:r>
-              <w:rPr>
-                <w:rFonts w:ascii="Times New Roman" w:hAnsi="Times New Roman" w:cs="Times New Roman" w:eastAsia="SimSun"/>
-              </w:rPr>
-              <w:t xml:space="preserve">一元弱酸滴定与Ka计算</w:t>
-            </w:r>
-          </w:p>
-        </w:tc>
-        <w:tc>
-          <w:tcPr>
-            <w:tcW w:type="dxa" w:w="3050"/>
-          </w:tcPr>
-          <w:tcPr/>
-          <w:p>
-            <w:pPr>
-              <w:pStyle w:val="Compact"/>
-            </w:pPr>
-            <w:r>
-              <w:rPr>
-                <w:rFonts w:ascii="Times New Roman" w:hAnsi="Times New Roman" w:cs="Times New Roman" w:eastAsia="SimSun"/>
-              </w:rPr>
-              <w:t xml:space="preserve">题-058-上海中学-水中平衡-习题2</w:t>
-            </w:r>
-          </w:p>
-        </w:tc>
-        <w:tc>
-          <w:tcPr>
-            <w:tcW w:type="dxa" w:w="1800"/>
-          </w:tcPr>
-          <w:tcPr/>
-          <w:p>
-            <w:pPr>
-              <w:pStyle w:val="Compact"/>
-            </w:pPr>
-            <w:r>
-              <w:rPr>
-                <w:rFonts w:ascii="Times New Roman" w:hAnsi="Times New Roman" w:cs="Times New Roman" w:eastAsia="SimSun"/>
-              </w:rPr>
-              <w:t xml:space="preserve">上海中学竞赛课程</w:t>
-            </w:r>
-          </w:p>
-        </w:tc>
-        <w:tc>
-          <w:tcPr>
-            <w:tcW w:type="dxa" w:w="250"/>
+            <w:tcW w:type="dxa" w:w="184"/>
           </w:tcPr>
           <w:tcPr/>
           <w:p>
@@ -46590,7 +47860,7 @@
               <w:jc w:val="center"/>
             </w:pPr>
             <w:r>
-              <w:t xml:space="preserve">⭐⭐⭐⭐</w:t>
+              <w:t xml:space="preserve">9</w:t>
             </w:r>
           </w:p>
         </w:tc>
@@ -46598,7 +47868,7 @@
       <w:tr>
         <w:tc>
           <w:tcPr>
-            <w:tcW w:type="dxa" w:w="670"/>
+            <w:tcW w:type="dxa" w:w="619"/>
           </w:tcPr>
           <w:tcPr/>
           <w:p>
@@ -46607,7 +47877,86 @@
               <w:jc w:val="center"/>
             </w:pPr>
             <w:r>
-              <w:t xml:space="preserve">8</w:t>
+              <w:t xml:space="preserve">16</w:t>
+            </w:r>
+          </w:p>
+        </w:tc>
+        <w:tc>
+          <w:tcPr>
+            <w:tcW w:type="dxa" w:w="3122"/>
+          </w:tcPr>
+          <w:tcPr/>
+          <w:p>
+            <w:pPr>
+              <w:pStyle w:val="Compact"/>
+            </w:pPr>
+            <w:r>
+              <w:rPr>
+                <w:rFonts w:ascii="Times New Roman" w:hAnsi="Times New Roman" w:cs="Times New Roman" w:eastAsia="SimSun"/>
+              </w:rPr>
+              <w:t xml:space="preserve">高中化学竞赛教程第一分册</w:t>
+            </w:r>
+            <w:r>
+              <w:t xml:space="preserve"> </w:t>
+            </w:r>
+            <w:r>
+              <w:rPr>
+                <w:rFonts w:ascii="Times New Roman" w:hAnsi="Times New Roman" w:cs="Times New Roman" w:eastAsia="SimSun"/>
+              </w:rPr>
+              <w:t xml:space="preserve">测试题三</w:t>
+            </w:r>
+          </w:p>
+        </w:tc>
+        <w:tc>
+          <w:tcPr>
+            <w:tcW w:type="dxa" w:w="2816"/>
+          </w:tcPr>
+          <w:tcPr/>
+          <w:p>
+            <w:pPr>
+              <w:pStyle w:val="Compact"/>
+            </w:pPr>
+            <w:r>
+              <w:rPr>
+                <w:rFonts w:ascii="Times New Roman" w:hAnsi="Times New Roman" w:cs="Times New Roman" w:eastAsia="SimSun"/>
+              </w:rPr>
+              <w:t xml:space="preserve">题-803-一分册-测3-24</w:t>
+            </w:r>
+          </w:p>
+        </w:tc>
+        <w:tc>
+          <w:tcPr>
+            <w:tcW w:type="dxa" w:w="1662"/>
+          </w:tcPr>
+          <w:tcPr/>
+          <w:p>
+            <w:pPr>
+              <w:pStyle w:val="Compact"/>
+              <w:jc w:val="center"/>
+            </w:pPr>
+            <w:r>
+              <w:rPr>
+                <w:rFonts w:ascii="Times New Roman" w:hAnsi="Times New Roman" w:cs="Times New Roman" w:eastAsia="SimSun"/>
+              </w:rPr>
+              <w:t xml:space="preserve">高中化学竞赛教程第一分册</w:t>
+            </w:r>
+          </w:p>
+        </w:tc>
+        <w:tc>
+          <w:tcPr>
+            <w:tcW w:type="dxa" w:w="749"/>
+          </w:tcPr>
+          <w:tcPr/>
+          <w:p>
+            <w:pPr>
+              <w:pStyle w:val="Compact"/>
+              <w:jc w:val="center"/>
+            </w:pPr>
+            <w:r>
+              <w:rPr>
+                <w:rFonts w:ascii="Times New Roman" w:hAnsi="Times New Roman" w:cs="Times New Roman" w:eastAsia="SimSun"/>
+              </w:rPr>
+              <w:t xml:space="preserve">化学原理</w:t>
             </w:r>
           </w:p>
         </w:tc>
@@ -46622,182 +47971,13 @@
               <w:jc w:val="center"/>
             </w:pPr>
             <w:r>
-              <w:t xml:space="preserve">10</w:t>
+              <w:t xml:space="preserve">⭐⭐⭐⭐⭐</w:t>
             </w:r>
           </w:p>
         </w:tc>
         <w:tc>
           <w:tcPr>
-            <w:tcW w:type="dxa" w:w="3382"/>
-          </w:tcPr>
-          <w:tcPr/>
-          <w:p>
-            <w:pPr>
-              <w:pStyle w:val="Compact"/>
-            </w:pPr>
-            <w:r>
-              <w:t xml:space="preserve">BP </w:t>
-            </w:r>
-            <w:r>
-              <w:rPr>
-                <w:rFonts w:ascii="Times New Roman" w:hAnsi="Times New Roman" w:cs="Times New Roman" w:eastAsia="SimSun"/>
-              </w:rPr>
-              <w:t xml:space="preserve">闪锌矿结构与反应速率</w:t>
-            </w:r>
-          </w:p>
-        </w:tc>
-        <w:tc>
-          <w:tcPr>
-            <w:tcW w:type="dxa" w:w="3050"/>
-          </w:tcPr>
-          <w:tcPr/>
-          <w:p>
-            <w:pPr>
-              <w:pStyle w:val="Compact"/>
-            </w:pPr>
-            <w:r>
-              <w:rPr>
-                <w:rFonts w:ascii="Times New Roman" w:hAnsi="Times New Roman" w:cs="Times New Roman" w:eastAsia="SimSun"/>
-              </w:rPr>
-              <w:t xml:space="preserve">题-318-化学能力测试-Ch3A-3-BP闪锌矿与动力学</w:t>
-            </w:r>
-          </w:p>
-        </w:tc>
-        <w:tc>
-          <w:tcPr>
-            <w:tcW w:type="dxa" w:w="1800"/>
-          </w:tcPr>
-          <w:tcPr/>
-          <w:p>
-            <w:pPr>
-              <w:pStyle w:val="Compact"/>
-            </w:pPr>
-            <w:r>
-              <w:rPr>
-                <w:rFonts w:ascii="Times New Roman" w:hAnsi="Times New Roman" w:cs="Times New Roman" w:eastAsia="SimSun"/>
-              </w:rPr>
-              <w:t xml:space="preserve">化学能力测试</w:t>
-            </w:r>
-          </w:p>
-        </w:tc>
-        <w:tc>
-          <w:tcPr>
-            <w:tcW w:type="dxa" w:w="250"/>
-          </w:tcPr>
-          <w:tcPr/>
-          <w:p>
-            <w:pPr>
-              <w:pStyle w:val="Compact"/>
-              <w:jc w:val="center"/>
-            </w:pPr>
-            <w:r>
-              <w:t xml:space="preserve">⭐⭐⭐⭐⭐</w:t>
-            </w:r>
-          </w:p>
-        </w:tc>
-      </w:tr>
-      <w:tr>
-        <w:tc>
-          <w:tcPr>
-            <w:tcW w:type="dxa" w:w="670"/>
-          </w:tcPr>
-          <w:tcPr/>
-          <w:p>
-            <w:pPr>
-              <w:pStyle w:val="Compact"/>
-              <w:jc w:val="center"/>
-            </w:pPr>
-            <w:r>
-              <w:t xml:space="preserve">9</w:t>
-            </w:r>
-          </w:p>
-        </w:tc>
-        <w:tc>
-          <w:tcPr>
-            <w:tcW w:type="dxa" w:w="600"/>
-          </w:tcPr>
-          <w:tcPr/>
-          <w:p>
-            <w:pPr>
-              <w:pStyle w:val="Compact"/>
-              <w:jc w:val="center"/>
-            </w:pPr>
-            <w:r>
-              <w:t xml:space="preserve">8</w:t>
-            </w:r>
-          </w:p>
-        </w:tc>
-        <w:tc>
-          <w:tcPr>
-            <w:tcW w:type="dxa" w:w="3382"/>
-          </w:tcPr>
-          <w:tcPr/>
-          <w:p>
-            <w:pPr>
-              <w:pStyle w:val="Compact"/>
-            </w:pPr>
-            <w:r>
-              <w:rPr>
-                <w:rFonts w:ascii="Times New Roman" w:hAnsi="Times New Roman" w:cs="Times New Roman" w:eastAsia="SimSun"/>
-              </w:rPr>
-              <w:t xml:space="preserve">离子晶体半径比与配位数</w:t>
-            </w:r>
-          </w:p>
-        </w:tc>
-        <w:tc>
-          <w:tcPr>
-            <w:tcW w:type="dxa" w:w="3050"/>
-          </w:tcPr>
-          <w:tcPr/>
-          <w:p>
-            <w:pPr>
-              <w:pStyle w:val="Compact"/>
-            </w:pPr>
-            <w:r>
-              <w:rPr>
-                <w:rFonts w:ascii="Times New Roman" w:hAnsi="Times New Roman" w:cs="Times New Roman" w:eastAsia="SimSun"/>
-              </w:rPr>
-              <w:t xml:space="preserve">题-049-上海中学-离子键与离子晶体-习题2</w:t>
-            </w:r>
-          </w:p>
-        </w:tc>
-        <w:tc>
-          <w:tcPr>
-            <w:tcW w:type="dxa" w:w="1800"/>
-          </w:tcPr>
-          <w:tcPr/>
-          <w:p>
-            <w:pPr>
-              <w:pStyle w:val="Compact"/>
-            </w:pPr>
-            <w:r>
-              <w:rPr>
-                <w:rFonts w:ascii="Times New Roman" w:hAnsi="Times New Roman" w:cs="Times New Roman" w:eastAsia="SimSun"/>
-              </w:rPr>
-              <w:t xml:space="preserve">上海中学竞赛课程</w:t>
-            </w:r>
-          </w:p>
-        </w:tc>
-        <w:tc>
-          <w:tcPr>
-            <w:tcW w:type="dxa" w:w="250"/>
-          </w:tcPr>
-          <w:tcPr/>
-          <w:p>
-            <w:pPr>
-              <w:pStyle w:val="Compact"/>
-              <w:jc w:val="center"/>
-            </w:pPr>
-            <w:r>
-              <w:t xml:space="preserve">⭐⭐⭐⭐⭐</w:t>
-            </w:r>
-          </w:p>
-        </w:tc>
-      </w:tr>
-      <w:tr>
-        <w:tc>
-          <w:tcPr>
-            <w:tcW w:type="dxa" w:w="670"/>
+            <w:tcW w:type="dxa" w:w="184"/>
           </w:tcPr>
           <w:tcPr/>
           <w:p>
@@ -46807,765 +47987,6 @@
             </w:pPr>
             <w:r>
               <w:t xml:space="preserve">10</w:t>
-            </w:r>
-          </w:p>
-        </w:tc>
-        <w:tc>
-          <w:tcPr>
-            <w:tcW w:type="dxa" w:w="600"/>
-          </w:tcPr>
-          <w:tcPr/>
-          <w:p>
-            <w:pPr>
-              <w:pStyle w:val="Compact"/>
-              <w:jc w:val="center"/>
-            </w:pPr>
-            <w:r>
-              <w:t xml:space="preserve">9</w:t>
-            </w:r>
-          </w:p>
-        </w:tc>
-        <w:tc>
-          <w:tcPr>
-            <w:tcW w:type="dxa" w:w="3382"/>
-          </w:tcPr>
-          <w:tcPr/>
-          <w:p>
-            <w:pPr>
-              <w:pStyle w:val="Compact"/>
-            </w:pPr>
-            <w:r>
-              <w:rPr>
-                <w:rFonts w:ascii="Times New Roman" w:hAnsi="Times New Roman" w:cs="Times New Roman" w:eastAsia="SimSun"/>
-              </w:rPr>
-              <w:t xml:space="preserve">HChO晶-05</w:t>
-            </w:r>
-            <w:r>
-              <w:t xml:space="preserve"> CuPS₃ </w:t>
-            </w:r>
-            <w:r>
-              <w:rPr>
-                <w:rFonts w:ascii="Times New Roman" w:hAnsi="Times New Roman" w:cs="Times New Roman" w:eastAsia="SimSun"/>
-              </w:rPr>
-              <w:t xml:space="preserve">的层状结构与</w:t>
-            </w:r>
-            <w:r>
-              <w:t xml:space="preserve"> HgI₂ </w:t>
-            </w:r>
-            <w:r>
-              <w:rPr>
-                <w:rFonts w:ascii="Times New Roman" w:hAnsi="Times New Roman" w:cs="Times New Roman" w:eastAsia="SimSun"/>
-              </w:rPr>
-              <w:t xml:space="preserve">晶胞补全（11</w:t>
-            </w:r>
-            <w:r>
-              <w:t xml:space="preserve"> </w:t>
-            </w:r>
-            <w:r>
-              <w:rPr>
-                <w:rFonts w:ascii="Times New Roman" w:hAnsi="Times New Roman" w:cs="Times New Roman" w:eastAsia="SimSun"/>
-              </w:rPr>
-              <w:t xml:space="preserve">分）</w:t>
-            </w:r>
-          </w:p>
-        </w:tc>
-        <w:tc>
-          <w:tcPr>
-            <w:tcW w:type="dxa" w:w="3050"/>
-          </w:tcPr>
-          <w:tcPr/>
-          <w:p>
-            <w:pPr>
-              <w:pStyle w:val="Compact"/>
-            </w:pPr>
-            <w:r>
-              <w:rPr>
-                <w:rFonts w:ascii="Times New Roman" w:hAnsi="Times New Roman" w:cs="Times New Roman" w:eastAsia="SimSun"/>
-              </w:rPr>
-              <w:t xml:space="preserve">题-HChO晶-05-CuPS3层状结构与HgI2晶胞补全</w:t>
-            </w:r>
-          </w:p>
-        </w:tc>
-        <w:tc>
-          <w:tcPr>
-            <w:tcW w:type="dxa" w:w="1800"/>
-          </w:tcPr>
-          <w:tcPr/>
-          <w:p>
-            <w:pPr>
-              <w:pStyle w:val="Compact"/>
-            </w:pPr>
-            <w:r>
-              <w:rPr>
-                <w:rFonts w:ascii="Times New Roman" w:hAnsi="Times New Roman" w:cs="Times New Roman" w:eastAsia="SimSun"/>
-              </w:rPr>
-              <w:t xml:space="preserve">HChO晶体专题</w:t>
-            </w:r>
-          </w:p>
-        </w:tc>
-        <w:tc>
-          <w:tcPr>
-            <w:tcW w:type="dxa" w:w="250"/>
-          </w:tcPr>
-          <w:tcPr/>
-          <w:p>
-            <w:pPr>
-              <w:pStyle w:val="Compact"/>
-              <w:jc w:val="center"/>
-            </w:pPr>
-            <w:r>
-              <w:t xml:space="preserve">⭐⭐⭐⭐⭐</w:t>
-            </w:r>
-          </w:p>
-        </w:tc>
-      </w:tr>
-      <w:tr>
-        <w:tc>
-          <w:tcPr>
-            <w:tcW w:type="dxa" w:w="670"/>
-          </w:tcPr>
-          <w:tcPr/>
-          <w:p>
-            <w:pPr>
-              <w:pStyle w:val="Compact"/>
-              <w:jc w:val="center"/>
-            </w:pPr>
-            <w:r>
-              <w:t xml:space="preserve">11</w:t>
-            </w:r>
-          </w:p>
-        </w:tc>
-        <w:tc>
-          <w:tcPr>
-            <w:tcW w:type="dxa" w:w="600"/>
-          </w:tcPr>
-          <w:tcPr/>
-          <w:p>
-            <w:pPr>
-              <w:pStyle w:val="Compact"/>
-              <w:jc w:val="center"/>
-            </w:pPr>
-            <w:r>
-              <w:t xml:space="preserve">10</w:t>
-            </w:r>
-          </w:p>
-        </w:tc>
-        <w:tc>
-          <w:tcPr>
-            <w:tcW w:type="dxa" w:w="3382"/>
-          </w:tcPr>
-          <w:tcPr/>
-          <w:p>
-            <w:pPr>
-              <w:pStyle w:val="Compact"/>
-            </w:pPr>
-            <w:r>
-              <w:rPr>
-                <w:rFonts w:ascii="Times New Roman" w:hAnsi="Times New Roman" w:cs="Times New Roman" w:eastAsia="SimSun"/>
-              </w:rPr>
-              <w:t xml:space="preserve">配套能力测试</w:t>
-            </w:r>
-            <w:r>
-              <w:t xml:space="preserve"> </w:t>
-            </w:r>
-            <w:r>
-              <w:rPr>
-                <w:rFonts w:ascii="Times New Roman" w:hAnsi="Times New Roman" w:cs="Times New Roman" w:eastAsia="SimSun"/>
-              </w:rPr>
-              <w:t xml:space="preserve">第3章</w:t>
-            </w:r>
-          </w:p>
-        </w:tc>
-        <w:tc>
-          <w:tcPr>
-            <w:tcW w:type="dxa" w:w="3050"/>
-          </w:tcPr>
-          <w:tcPr/>
-          <w:p>
-            <w:pPr>
-              <w:pStyle w:val="Compact"/>
-            </w:pPr>
-            <w:r>
-              <w:rPr>
-                <w:rFonts w:ascii="Times New Roman" w:hAnsi="Times New Roman" w:cs="Times New Roman" w:eastAsia="SimSun"/>
-              </w:rPr>
-              <w:t xml:space="preserve">题-056-一分册测试-Ch3B-8-钛酸钡晶体生长习性</w:t>
-            </w:r>
-          </w:p>
-        </w:tc>
-        <w:tc>
-          <w:tcPr>
-            <w:tcW w:type="dxa" w:w="1800"/>
-          </w:tcPr>
-          <w:tcPr/>
-          <w:p>
-            <w:pPr>
-              <w:pStyle w:val="Compact"/>
-            </w:pPr>
-            <w:r>
-              <w:rPr>
-                <w:rFonts w:ascii="Times New Roman" w:hAnsi="Times New Roman" w:cs="Times New Roman" w:eastAsia="SimSun"/>
-              </w:rPr>
-              <w:t xml:space="preserve">一分册能力测试</w:t>
-            </w:r>
-          </w:p>
-        </w:tc>
-        <w:tc>
-          <w:tcPr>
-            <w:tcW w:type="dxa" w:w="250"/>
-          </w:tcPr>
-          <w:tcPr/>
-          <w:p>
-            <w:pPr>
-              <w:pStyle w:val="Compact"/>
-              <w:jc w:val="center"/>
-            </w:pPr>
-            <w:r>
-              <w:t xml:space="preserve">⭐⭐⭐⭐⭐</w:t>
-            </w:r>
-          </w:p>
-        </w:tc>
-      </w:tr>
-      <w:tr>
-        <w:tc>
-          <w:tcPr>
-            <w:tcW w:type="dxa" w:w="670"/>
-          </w:tcPr>
-          <w:tcPr/>
-          <w:p>
-            <w:pPr>
-              <w:pStyle w:val="Compact"/>
-              <w:jc w:val="center"/>
-            </w:pPr>
-            <w:r>
-              <w:t xml:space="preserve">12</w:t>
-            </w:r>
-          </w:p>
-        </w:tc>
-        <w:tc>
-          <w:tcPr>
-            <w:tcW w:type="dxa" w:w="600"/>
-          </w:tcPr>
-          <w:tcPr/>
-          <w:p>
-            <w:pPr>
-              <w:pStyle w:val="Compact"/>
-              <w:jc w:val="center"/>
-            </w:pPr>
-            <w:r>
-              <w:t xml:space="preserve">10</w:t>
-            </w:r>
-          </w:p>
-        </w:tc>
-        <w:tc>
-          <w:tcPr>
-            <w:tcW w:type="dxa" w:w="3382"/>
-          </w:tcPr>
-          <w:tcPr/>
-          <w:p>
-            <w:pPr>
-              <w:pStyle w:val="Compact"/>
-            </w:pPr>
-            <w:r>
-              <w:rPr>
-                <w:rFonts w:ascii="Times New Roman" w:hAnsi="Times New Roman" w:cs="Times New Roman" w:eastAsia="SimSun"/>
-              </w:rPr>
-              <w:t xml:space="preserve">第5讲</w:t>
-            </w:r>
-            <w:r>
-              <w:t xml:space="preserve"> </w:t>
-            </w:r>
-            <w:r>
-              <w:rPr>
-                <w:rFonts w:ascii="Times New Roman" w:hAnsi="Times New Roman" w:cs="Times New Roman" w:eastAsia="SimSun"/>
-              </w:rPr>
-              <w:t xml:space="preserve">实战演练</w:t>
-            </w:r>
-            <w:r>
-              <w:t xml:space="preserve"> 14</w:t>
-            </w:r>
-          </w:p>
-        </w:tc>
-        <w:tc>
-          <w:tcPr>
-            <w:tcW w:type="dxa" w:w="3050"/>
-          </w:tcPr>
-          <w:tcPr/>
-          <w:p>
-            <w:pPr>
-              <w:pStyle w:val="Compact"/>
-            </w:pPr>
-            <w:r>
-              <w:rPr>
-                <w:rFonts w:ascii="Times New Roman" w:hAnsi="Times New Roman" w:cs="Times New Roman" w:eastAsia="SimSun"/>
-              </w:rPr>
-              <w:t xml:space="preserve">题-115-一分册-L5实14-十种元素综合推断</w:t>
-            </w:r>
-          </w:p>
-        </w:tc>
-        <w:tc>
-          <w:tcPr>
-            <w:tcW w:type="dxa" w:w="1800"/>
-          </w:tcPr>
-          <w:tcPr/>
-          <w:p>
-            <w:pPr>
-              <w:pStyle w:val="Compact"/>
-            </w:pPr>
-            <w:r>
-              <w:rPr>
-                <w:rFonts w:ascii="Times New Roman" w:hAnsi="Times New Roman" w:cs="Times New Roman" w:eastAsia="SimSun"/>
-              </w:rPr>
-              <w:t xml:space="preserve">高中化学竞赛教程第一分册</w:t>
-            </w:r>
-          </w:p>
-        </w:tc>
-        <w:tc>
-          <w:tcPr>
-            <w:tcW w:type="dxa" w:w="250"/>
-          </w:tcPr>
-          <w:tcPr/>
-          <w:p>
-            <w:pPr>
-              <w:pStyle w:val="Compact"/>
-              <w:jc w:val="center"/>
-            </w:pPr>
-            <w:r>
-              <w:t xml:space="preserve">⭐⭐⭐⭐⭐</w:t>
-            </w:r>
-          </w:p>
-        </w:tc>
-      </w:tr>
-      <w:tr>
-        <w:tc>
-          <w:tcPr>
-            <w:tcW w:type="dxa" w:w="670"/>
-          </w:tcPr>
-          <w:tcPr/>
-          <w:p>
-            <w:pPr>
-              <w:pStyle w:val="Compact"/>
-              <w:jc w:val="center"/>
-            </w:pPr>
-            <w:r>
-              <w:t xml:space="preserve">13</w:t>
-            </w:r>
-          </w:p>
-        </w:tc>
-        <w:tc>
-          <w:tcPr>
-            <w:tcW w:type="dxa" w:w="600"/>
-          </w:tcPr>
-          <w:tcPr/>
-          <w:p>
-            <w:pPr>
-              <w:pStyle w:val="Compact"/>
-              <w:jc w:val="center"/>
-            </w:pPr>
-            <w:r>
-              <w:t xml:space="preserve">10</w:t>
-            </w:r>
-          </w:p>
-        </w:tc>
-        <w:tc>
-          <w:tcPr>
-            <w:tcW w:type="dxa" w:w="3382"/>
-          </w:tcPr>
-          <w:tcPr/>
-          <w:p>
-            <w:pPr>
-              <w:pStyle w:val="Compact"/>
-            </w:pPr>
-            <w:r>
-              <w:t xml:space="preserve">N₂O₄ </w:t>
-            </w:r>
-            <w:r>
-              <w:rPr>
-                <w:rFonts w:ascii="Times New Roman" w:hAnsi="Times New Roman" w:cs="Times New Roman" w:eastAsia="SimSun"/>
-              </w:rPr>
-              <w:t xml:space="preserve">与登月飞船推进剂</w:t>
-            </w:r>
-          </w:p>
-        </w:tc>
-        <w:tc>
-          <w:tcPr>
-            <w:tcW w:type="dxa" w:w="3050"/>
-          </w:tcPr>
-          <w:tcPr/>
-          <w:p>
-            <w:pPr>
-              <w:pStyle w:val="Compact"/>
-            </w:pPr>
-            <w:r>
-              <w:rPr>
-                <w:rFonts w:ascii="Times New Roman" w:hAnsi="Times New Roman" w:cs="Times New Roman" w:eastAsia="SimSun"/>
-              </w:rPr>
-              <w:t xml:space="preserve">题-282-化学能力测试-Ch1A-7-N2O4与登月飞船推进剂</w:t>
-            </w:r>
-          </w:p>
-        </w:tc>
-        <w:tc>
-          <w:tcPr>
-            <w:tcW w:type="dxa" w:w="1800"/>
-          </w:tcPr>
-          <w:tcPr/>
-          <w:p>
-            <w:pPr>
-              <w:pStyle w:val="Compact"/>
-            </w:pPr>
-            <w:r>
-              <w:rPr>
-                <w:rFonts w:ascii="Times New Roman" w:hAnsi="Times New Roman" w:cs="Times New Roman" w:eastAsia="SimSun"/>
-              </w:rPr>
-              <w:t xml:space="preserve">化学能力测试</w:t>
-            </w:r>
-          </w:p>
-        </w:tc>
-        <w:tc>
-          <w:tcPr>
-            <w:tcW w:type="dxa" w:w="250"/>
-          </w:tcPr>
-          <w:tcPr/>
-          <w:p>
-            <w:pPr>
-              <w:pStyle w:val="Compact"/>
-              <w:jc w:val="center"/>
-            </w:pPr>
-            <w:r>
-              <w:t xml:space="preserve">⭐⭐⭐⭐⭐</w:t>
-            </w:r>
-          </w:p>
-        </w:tc>
-      </w:tr>
-      <w:tr>
-        <w:tc>
-          <w:tcPr>
-            <w:tcW w:type="dxa" w:w="670"/>
-          </w:tcPr>
-          <w:tcPr/>
-          <w:p>
-            <w:pPr>
-              <w:pStyle w:val="Compact"/>
-              <w:jc w:val="center"/>
-            </w:pPr>
-            <w:r>
-              <w:t xml:space="preserve">14</w:t>
-            </w:r>
-          </w:p>
-        </w:tc>
-        <w:tc>
-          <w:tcPr>
-            <w:tcW w:type="dxa" w:w="600"/>
-          </w:tcPr>
-          <w:tcPr/>
-          <w:p>
-            <w:pPr>
-              <w:pStyle w:val="Compact"/>
-              <w:jc w:val="center"/>
-            </w:pPr>
-            <w:r>
-              <w:t xml:space="preserve">9</w:t>
-            </w:r>
-          </w:p>
-        </w:tc>
-        <w:tc>
-          <w:tcPr>
-            <w:tcW w:type="dxa" w:w="3382"/>
-          </w:tcPr>
-          <w:tcPr/>
-          <w:p>
-            <w:pPr>
-              <w:pStyle w:val="Compact"/>
-            </w:pPr>
-            <w:r>
-              <w:t xml:space="preserve">2 </w:t>
-            </w:r>
-            <w:r>
-              <w:rPr>
-                <w:rFonts w:ascii="Times New Roman" w:hAnsi="Times New Roman" w:cs="Times New Roman" w:eastAsia="SimSun"/>
-              </w:rPr>
-              <w:t xml:space="preserve">磁铁矿</w:t>
-            </w:r>
-            <w:r>
-              <w:t xml:space="preserve"> CO </w:t>
-            </w:r>
-            <w:r>
-              <w:rPr>
-                <w:rFonts w:ascii="Times New Roman" w:hAnsi="Times New Roman" w:cs="Times New Roman" w:eastAsia="SimSun"/>
-              </w:rPr>
-              <w:t xml:space="preserve">还原的热力学与气体平衡（24</w:t>
-            </w:r>
-            <w:r>
-              <w:t xml:space="preserve"> </w:t>
-            </w:r>
-            <w:r>
-              <w:rPr>
-                <w:rFonts w:ascii="Times New Roman" w:hAnsi="Times New Roman" w:cs="Times New Roman" w:eastAsia="SimSun"/>
-              </w:rPr>
-              <w:t xml:space="preserve">分）</w:t>
-            </w:r>
-          </w:p>
-        </w:tc>
-        <w:tc>
-          <w:tcPr>
-            <w:tcW w:type="dxa" w:w="3050"/>
-          </w:tcPr>
-          <w:tcPr/>
-          <w:p>
-            <w:pPr>
-              <w:pStyle w:val="Compact"/>
-            </w:pPr>
-            <w:r>
-              <w:rPr>
-                <w:rFonts w:ascii="Times New Roman" w:hAnsi="Times New Roman" w:cs="Times New Roman" w:eastAsia="SimSun"/>
-              </w:rPr>
-              <w:t xml:space="preserve">题-0407-2-磁铁矿还原热力学与气体平衡</w:t>
-            </w:r>
-          </w:p>
-        </w:tc>
-        <w:tc>
-          <w:tcPr>
-            <w:tcW w:type="dxa" w:w="1800"/>
-          </w:tcPr>
-          <w:tcPr/>
-          <w:p>
-            <w:pPr>
-              <w:pStyle w:val="Compact"/>
-            </w:pPr>
-            <w:r>
-              <w:rPr>
-                <w:rFonts w:ascii="Times New Roman" w:hAnsi="Times New Roman" w:cs="Times New Roman" w:eastAsia="SimSun"/>
-              </w:rPr>
-              <w:t xml:space="preserve">0407物化特训</w:t>
-            </w:r>
-          </w:p>
-        </w:tc>
-        <w:tc>
-          <w:tcPr>
-            <w:tcW w:type="dxa" w:w="250"/>
-          </w:tcPr>
-          <w:tcPr/>
-          <w:p>
-            <w:pPr>
-              <w:pStyle w:val="Compact"/>
-              <w:jc w:val="center"/>
-            </w:pPr>
-            <w:r>
-              <w:t xml:space="preserve">⭐⭐⭐⭐</w:t>
-            </w:r>
-          </w:p>
-        </w:tc>
-      </w:tr>
-      <w:tr>
-        <w:tc>
-          <w:tcPr>
-            <w:tcW w:type="dxa" w:w="670"/>
-          </w:tcPr>
-          <w:tcPr/>
-          <w:p>
-            <w:pPr>
-              <w:pStyle w:val="Compact"/>
-              <w:jc w:val="center"/>
-            </w:pPr>
-            <w:r>
-              <w:t xml:space="preserve">15</w:t>
-            </w:r>
-          </w:p>
-        </w:tc>
-        <w:tc>
-          <w:tcPr>
-            <w:tcW w:type="dxa" w:w="600"/>
-          </w:tcPr>
-          <w:tcPr/>
-          <w:p>
-            <w:pPr>
-              <w:pStyle w:val="Compact"/>
-              <w:jc w:val="center"/>
-            </w:pPr>
-            <w:r>
-              <w:t xml:space="preserve">9</w:t>
-            </w:r>
-          </w:p>
-        </w:tc>
-        <w:tc>
-          <w:tcPr>
-            <w:tcW w:type="dxa" w:w="3382"/>
-          </w:tcPr>
-          <w:tcPr/>
-          <w:p>
-            <w:pPr>
-              <w:pStyle w:val="Compact"/>
-            </w:pPr>
-            <w:r>
-              <w:rPr>
-                <w:rFonts w:ascii="Times New Roman" w:hAnsi="Times New Roman" w:cs="Times New Roman" w:eastAsia="SimSun"/>
-              </w:rPr>
-              <w:t xml:space="preserve">配套能力测试</w:t>
-            </w:r>
-            <w:r>
-              <w:t xml:space="preserve"> </w:t>
-            </w:r>
-            <w:r>
-              <w:rPr>
-                <w:rFonts w:ascii="Times New Roman" w:hAnsi="Times New Roman" w:cs="Times New Roman" w:eastAsia="SimSun"/>
-              </w:rPr>
-              <w:t xml:space="preserve">第7章</w:t>
-            </w:r>
-          </w:p>
-        </w:tc>
-        <w:tc>
-          <w:tcPr>
-            <w:tcW w:type="dxa" w:w="3050"/>
-          </w:tcPr>
-          <w:tcPr/>
-          <w:p>
-            <w:pPr>
-              <w:pStyle w:val="Compact"/>
-            </w:pPr>
-            <w:r>
-              <w:rPr>
-                <w:rFonts w:ascii="Times New Roman" w:hAnsi="Times New Roman" w:cs="Times New Roman" w:eastAsia="SimSun"/>
-              </w:rPr>
-              <w:t xml:space="preserve">题-118-一分册测试-Ch7A-2-飞秒化学NaI与NaClO</w:t>
-            </w:r>
-          </w:p>
-        </w:tc>
-        <w:tc>
-          <w:tcPr>
-            <w:tcW w:type="dxa" w:w="1800"/>
-          </w:tcPr>
-          <w:tcPr/>
-          <w:p>
-            <w:pPr>
-              <w:pStyle w:val="Compact"/>
-            </w:pPr>
-            <w:r>
-              <w:rPr>
-                <w:rFonts w:ascii="Times New Roman" w:hAnsi="Times New Roman" w:cs="Times New Roman" w:eastAsia="SimSun"/>
-              </w:rPr>
-              <w:t xml:space="preserve">一分册能力测试</w:t>
-            </w:r>
-          </w:p>
-        </w:tc>
-        <w:tc>
-          <w:tcPr>
-            <w:tcW w:type="dxa" w:w="250"/>
-          </w:tcPr>
-          <w:tcPr/>
-          <w:p>
-            <w:pPr>
-              <w:pStyle w:val="Compact"/>
-              <w:jc w:val="center"/>
-            </w:pPr>
-            <w:r>
-              <w:t xml:space="preserve">⭐⭐⭐⭐⭐</w:t>
-            </w:r>
-          </w:p>
-        </w:tc>
-      </w:tr>
-      <w:tr>
-        <w:tc>
-          <w:tcPr>
-            <w:tcW w:type="dxa" w:w="670"/>
-          </w:tcPr>
-          <w:tcPr/>
-          <w:p>
-            <w:pPr>
-              <w:pStyle w:val="Compact"/>
-              <w:jc w:val="center"/>
-            </w:pPr>
-            <w:r>
-              <w:t xml:space="preserve">16</w:t>
-            </w:r>
-          </w:p>
-        </w:tc>
-        <w:tc>
-          <w:tcPr>
-            <w:tcW w:type="dxa" w:w="600"/>
-          </w:tcPr>
-          <w:tcPr/>
-          <w:p>
-            <w:pPr>
-              <w:pStyle w:val="Compact"/>
-              <w:jc w:val="center"/>
-            </w:pPr>
-            <w:r>
-              <w:t xml:space="preserve">10</w:t>
-            </w:r>
-          </w:p>
-        </w:tc>
-        <w:tc>
-          <w:tcPr>
-            <w:tcW w:type="dxa" w:w="3382"/>
-          </w:tcPr>
-          <w:tcPr/>
-          <w:p>
-            <w:pPr>
-              <w:pStyle w:val="Compact"/>
-            </w:pPr>
-            <w:r>
-              <w:rPr>
-                <w:rFonts w:ascii="Times New Roman" w:hAnsi="Times New Roman" w:cs="Times New Roman" w:eastAsia="SimSun"/>
-              </w:rPr>
-              <w:t xml:space="preserve">高中化学竞赛教程第一分册</w:t>
-            </w:r>
-            <w:r>
-              <w:t xml:space="preserve"> </w:t>
-            </w:r>
-            <w:r>
-              <w:rPr>
-                <w:rFonts w:ascii="Times New Roman" w:hAnsi="Times New Roman" w:cs="Times New Roman" w:eastAsia="SimSun"/>
-              </w:rPr>
-              <w:t xml:space="preserve">测试题三</w:t>
-            </w:r>
-          </w:p>
-        </w:tc>
-        <w:tc>
-          <w:tcPr>
-            <w:tcW w:type="dxa" w:w="3050"/>
-          </w:tcPr>
-          <w:tcPr/>
-          <w:p>
-            <w:pPr>
-              <w:pStyle w:val="Compact"/>
-            </w:pPr>
-            <w:r>
-              <w:rPr>
-                <w:rFonts w:ascii="Times New Roman" w:hAnsi="Times New Roman" w:cs="Times New Roman" w:eastAsia="SimSun"/>
-              </w:rPr>
-              <w:t xml:space="preserve">题-803-一分册-测3-24</w:t>
-            </w:r>
-          </w:p>
-        </w:tc>
-        <w:tc>
-          <w:tcPr>
-            <w:tcW w:type="dxa" w:w="1800"/>
-          </w:tcPr>
-          <w:tcPr/>
-          <w:p>
-            <w:pPr>
-              <w:pStyle w:val="Compact"/>
-            </w:pPr>
-            <w:r>
-              <w:rPr>
-                <w:rFonts w:ascii="Times New Roman" w:hAnsi="Times New Roman" w:cs="Times New Roman" w:eastAsia="SimSun"/>
-              </w:rPr>
-              <w:t xml:space="preserve">高中化学竞赛教程第一分册</w:t>
-            </w:r>
-          </w:p>
-        </w:tc>
-        <w:tc>
-          <w:tcPr>
-            <w:tcW w:type="dxa" w:w="250"/>
-          </w:tcPr>
-          <w:tcPr/>
-          <w:p>
-            <w:pPr>
-              <w:pStyle w:val="Compact"/>
-              <w:jc w:val="center"/>
-            </w:pPr>
-            <w:r>
-              <w:t xml:space="preserve">⭐⭐⭐⭐⭐</w:t>
             </w:r>
           </w:p>
         </w:tc>

--- a/00-首页/题组Word/初赛模拟卷/真题版式/初赛模拟卷VII（非有机·答案与解析版·真题版式）.docx
+++ b/00-首页/题组Word/初赛模拟卷/真题版式/初赛模拟卷VII（非有机·答案与解析版·真题版式）.docx
@@ -45850,13 +45850,13 @@
         <w:tblLook w:firstRow="1" w:lastRow="0" w:firstColumn="0" w:lastColumn="0" w:noHBand="0" w:noVBand="0" w:val="0020"/>
       </w:tblPr>
       <w:tblGrid>
-        <w:gridCol w:w="619"/>
-        <w:gridCol w:w="3122"/>
-        <w:gridCol w:w="2816"/>
-        <w:gridCol w:w="1662"/>
-        <w:gridCol w:w="749"/>
-        <w:gridCol w:w="600"/>
-        <w:gridCol w:w="184"/>
+        <w:gridCol w:w="737"/>
+        <w:gridCol w:w="2706"/>
+        <w:gridCol w:w="2619"/>
+        <w:gridCol w:w="1082"/>
+        <w:gridCol w:w="964"/>
+        <w:gridCol w:w="992"/>
+        <w:gridCol w:w="652"/>
       </w:tblGrid>
       <w:tr>
         <w:trPr>
@@ -45864,7 +45864,7 @@
         </w:trPr>
         <w:tc>
           <w:tcPr>
-            <w:tcW w:type="dxa" w:w="619"/>
+            <w:tcW w:type="dxa" w:w="737"/>
           </w:tcPr>
           <w:tcPr/>
           <w:p>
@@ -45882,7 +45882,7 @@
         </w:tc>
         <w:tc>
           <w:tcPr>
-            <w:tcW w:type="dxa" w:w="3122"/>
+            <w:tcW w:type="dxa" w:w="2706"/>
           </w:tcPr>
           <w:tcPr/>
           <w:p>
@@ -45899,7 +45899,7 @@
         </w:tc>
         <w:tc>
           <w:tcPr>
-            <w:tcW w:type="dxa" w:w="2816"/>
+            <w:tcW w:type="dxa" w:w="2619"/>
           </w:tcPr>
           <w:tcPr/>
           <w:p>
@@ -45916,7 +45916,7 @@
         </w:tc>
         <w:tc>
           <w:tcPr>
-            <w:tcW w:type="dxa" w:w="1662"/>
+            <w:tcW w:type="dxa" w:w="1082"/>
           </w:tcPr>
           <w:tcPr/>
           <w:p>
@@ -45934,7 +45934,7 @@
         </w:tc>
         <w:tc>
           <w:tcPr>
-            <w:tcW w:type="dxa" w:w="749"/>
+            <w:tcW w:type="dxa" w:w="964"/>
           </w:tcPr>
           <w:tcPr/>
           <w:p>
@@ -45952,7 +45952,7 @@
         </w:tc>
         <w:tc>
           <w:tcPr>
-            <w:tcW w:type="dxa" w:w="600"/>
+            <w:tcW w:type="dxa" w:w="992"/>
           </w:tcPr>
           <w:tcPr/>
           <w:p>
@@ -45970,7 +45970,7 @@
         </w:tc>
         <w:tc>
           <w:tcPr>
-            <w:tcW w:type="dxa" w:w="184"/>
+            <w:tcW w:type="dxa" w:w="652"/>
           </w:tcPr>
           <w:tcPr/>
           <w:p>
@@ -45990,7 +45990,7 @@
       <w:tr>
         <w:tc>
           <w:tcPr>
-            <w:tcW w:type="dxa" w:w="619"/>
+            <w:tcW w:type="dxa" w:w="737"/>
           </w:tcPr>
           <w:tcPr/>
           <w:p>
@@ -46005,7 +46005,7 @@
         </w:tc>
         <w:tc>
           <w:tcPr>
-            <w:tcW w:type="dxa" w:w="3122"/>
+            <w:tcW w:type="dxa" w:w="2706"/>
           </w:tcPr>
           <w:tcPr/>
           <w:p>
@@ -46031,7 +46031,7 @@
         </w:tc>
         <w:tc>
           <w:tcPr>
-            <w:tcW w:type="dxa" w:w="2816"/>
+            <w:tcW w:type="dxa" w:w="2619"/>
           </w:tcPr>
           <w:tcPr/>
           <w:p>
@@ -46048,7 +46048,7 @@
         </w:tc>
         <w:tc>
           <w:tcPr>
-            <w:tcW w:type="dxa" w:w="1662"/>
+            <w:tcW w:type="dxa" w:w="1082"/>
           </w:tcPr>
           <w:tcPr/>
           <w:p>
@@ -46066,7 +46066,7 @@
         </w:tc>
         <w:tc>
           <w:tcPr>
-            <w:tcW w:type="dxa" w:w="749"/>
+            <w:tcW w:type="dxa" w:w="964"/>
           </w:tcPr>
           <w:tcPr/>
           <w:p>
@@ -46084,7 +46084,7 @@
         </w:tc>
         <w:tc>
           <w:tcPr>
-            <w:tcW w:type="dxa" w:w="600"/>
+            <w:tcW w:type="dxa" w:w="992"/>
           </w:tcPr>
           <w:tcPr/>
           <w:p>
@@ -46099,7 +46099,7 @@
         </w:tc>
         <w:tc>
           <w:tcPr>
-            <w:tcW w:type="dxa" w:w="184"/>
+            <w:tcW w:type="dxa" w:w="652"/>
           </w:tcPr>
           <w:tcPr/>
           <w:p>
@@ -46116,7 +46116,7 @@
       <w:tr>
         <w:tc>
           <w:tcPr>
-            <w:tcW w:type="dxa" w:w="619"/>
+            <w:tcW w:type="dxa" w:w="737"/>
           </w:tcPr>
           <w:tcPr/>
           <w:p>
@@ -46131,7 +46131,7 @@
         </w:tc>
         <w:tc>
           <w:tcPr>
-            <w:tcW w:type="dxa" w:w="3122"/>
+            <w:tcW w:type="dxa" w:w="2706"/>
           </w:tcPr>
           <w:tcPr/>
           <w:p>
@@ -46148,7 +46148,7 @@
         </w:tc>
         <w:tc>
           <w:tcPr>
-            <w:tcW w:type="dxa" w:w="2816"/>
+            <w:tcW w:type="dxa" w:w="2619"/>
           </w:tcPr>
           <w:tcPr/>
           <w:p>
@@ -46165,7 +46165,7 @@
         </w:tc>
         <w:tc>
           <w:tcPr>
-            <w:tcW w:type="dxa" w:w="1662"/>
+            <w:tcW w:type="dxa" w:w="1082"/>
           </w:tcPr>
           <w:tcPr/>
           <w:p>
@@ -46183,7 +46183,7 @@
         </w:tc>
         <w:tc>
           <w:tcPr>
-            <w:tcW w:type="dxa" w:w="749"/>
+            <w:tcW w:type="dxa" w:w="964"/>
           </w:tcPr>
           <w:tcPr/>
           <w:p>
@@ -46201,7 +46201,7 @@
         </w:tc>
         <w:tc>
           <w:tcPr>
-            <w:tcW w:type="dxa" w:w="600"/>
+            <w:tcW w:type="dxa" w:w="992"/>
           </w:tcPr>
           <w:tcPr/>
           <w:p>
@@ -46216,7 +46216,7 @@
         </w:tc>
         <w:tc>
           <w:tcPr>
-            <w:tcW w:type="dxa" w:w="184"/>
+            <w:tcW w:type="dxa" w:w="652"/>
           </w:tcPr>
           <w:tcPr/>
           <w:p>
@@ -46233,7 +46233,7 @@
       <w:tr>
         <w:tc>
           <w:tcPr>
-            <w:tcW w:type="dxa" w:w="619"/>
+            <w:tcW w:type="dxa" w:w="737"/>
           </w:tcPr>
           <w:tcPr/>
           <w:p>
@@ -46248,7 +46248,7 @@
         </w:tc>
         <w:tc>
           <w:tcPr>
-            <w:tcW w:type="dxa" w:w="3122"/>
+            <w:tcW w:type="dxa" w:w="2706"/>
           </w:tcPr>
           <w:tcPr/>
           <w:p>
@@ -46274,7 +46274,7 @@
         </w:tc>
         <w:tc>
           <w:tcPr>
-            <w:tcW w:type="dxa" w:w="2816"/>
+            <w:tcW w:type="dxa" w:w="2619"/>
           </w:tcPr>
           <w:tcPr/>
           <w:p>
@@ -46291,7 +46291,7 @@
         </w:tc>
         <w:tc>
           <w:tcPr>
-            <w:tcW w:type="dxa" w:w="1662"/>
+            <w:tcW w:type="dxa" w:w="1082"/>
           </w:tcPr>
           <w:tcPr/>
           <w:p>
@@ -46309,7 +46309,7 @@
         </w:tc>
         <w:tc>
           <w:tcPr>
-            <w:tcW w:type="dxa" w:w="749"/>
+            <w:tcW w:type="dxa" w:w="964"/>
           </w:tcPr>
           <w:tcPr/>
           <w:p>
@@ -46327,7 +46327,7 @@
         </w:tc>
         <w:tc>
           <w:tcPr>
-            <w:tcW w:type="dxa" w:w="600"/>
+            <w:tcW w:type="dxa" w:w="992"/>
           </w:tcPr>
           <w:tcPr/>
           <w:p>
@@ -46342,7 +46342,7 @@
         </w:tc>
         <w:tc>
           <w:tcPr>
-            <w:tcW w:type="dxa" w:w="184"/>
+            <w:tcW w:type="dxa" w:w="652"/>
           </w:tcPr>
           <w:tcPr/>
           <w:p>
@@ -46359,7 +46359,7 @@
       <w:tr>
         <w:tc>
           <w:tcPr>
-            <w:tcW w:type="dxa" w:w="619"/>
+            <w:tcW w:type="dxa" w:w="737"/>
           </w:tcPr>
           <w:tcPr/>
           <w:p>
@@ -46374,7 +46374,7 @@
         </w:tc>
         <w:tc>
           <w:tcPr>
-            <w:tcW w:type="dxa" w:w="3122"/>
+            <w:tcW w:type="dxa" w:w="2706"/>
           </w:tcPr>
           <w:tcPr/>
           <w:p>
@@ -46403,7 +46403,7 @@
         </w:tc>
         <w:tc>
           <w:tcPr>
-            <w:tcW w:type="dxa" w:w="2816"/>
+            <w:tcW w:type="dxa" w:w="2619"/>
           </w:tcPr>
           <w:tcPr/>
           <w:p>
@@ -46420,7 +46420,7 @@
         </w:tc>
         <w:tc>
           <w:tcPr>
-            <w:tcW w:type="dxa" w:w="1662"/>
+            <w:tcW w:type="dxa" w:w="1082"/>
           </w:tcPr>
           <w:tcPr/>
           <w:p>
@@ -46438,7 +46438,7 @@
         </w:tc>
         <w:tc>
           <w:tcPr>
-            <w:tcW w:type="dxa" w:w="749"/>
+            <w:tcW w:type="dxa" w:w="964"/>
           </w:tcPr>
           <w:tcPr/>
           <w:p>
@@ -46456,7 +46456,7 @@
         </w:tc>
         <w:tc>
           <w:tcPr>
-            <w:tcW w:type="dxa" w:w="600"/>
+            <w:tcW w:type="dxa" w:w="992"/>
           </w:tcPr>
           <w:tcPr/>
           <w:p>
@@ -46471,7 +46471,7 @@
         </w:tc>
         <w:tc>
           <w:tcPr>
-            <w:tcW w:type="dxa" w:w="184"/>
+            <w:tcW w:type="dxa" w:w="652"/>
           </w:tcPr>
           <w:tcPr/>
           <w:p>
@@ -46488,7 +46488,7 @@
       <w:tr>
         <w:tc>
           <w:tcPr>
-            <w:tcW w:type="dxa" w:w="619"/>
+            <w:tcW w:type="dxa" w:w="737"/>
           </w:tcPr>
           <w:tcPr/>
           <w:p>
@@ -46503,7 +46503,7 @@
         </w:tc>
         <w:tc>
           <w:tcPr>
-            <w:tcW w:type="dxa" w:w="3122"/>
+            <w:tcW w:type="dxa" w:w="2706"/>
           </w:tcPr>
           <w:tcPr/>
           <w:p>
@@ -46520,7 +46520,7 @@
         </w:tc>
         <w:tc>
           <w:tcPr>
-            <w:tcW w:type="dxa" w:w="2816"/>
+            <w:tcW w:type="dxa" w:w="2619"/>
           </w:tcPr>
           <w:tcPr/>
           <w:p>
@@ -46537,7 +46537,7 @@
         </w:tc>
         <w:tc>
           <w:tcPr>
-            <w:tcW w:type="dxa" w:w="1662"/>
+            <w:tcW w:type="dxa" w:w="1082"/>
           </w:tcPr>
           <w:tcPr/>
           <w:p>
@@ -46555,7 +46555,7 @@
         </w:tc>
         <w:tc>
           <w:tcPr>
-            <w:tcW w:type="dxa" w:w="749"/>
+            <w:tcW w:type="dxa" w:w="964"/>
           </w:tcPr>
           <w:tcPr/>
           <w:p>
@@ -46573,7 +46573,7 @@
         </w:tc>
         <w:tc>
           <w:tcPr>
-            <w:tcW w:type="dxa" w:w="600"/>
+            <w:tcW w:type="dxa" w:w="992"/>
           </w:tcPr>
           <w:tcPr/>
           <w:p>
@@ -46588,7 +46588,7 @@
         </w:tc>
         <w:tc>
           <w:tcPr>
-            <w:tcW w:type="dxa" w:w="184"/>
+            <w:tcW w:type="dxa" w:w="652"/>
           </w:tcPr>
           <w:tcPr/>
           <w:p>
@@ -46605,7 +46605,7 @@
       <w:tr>
         <w:tc>
           <w:tcPr>
-            <w:tcW w:type="dxa" w:w="619"/>
+            <w:tcW w:type="dxa" w:w="737"/>
           </w:tcPr>
           <w:tcPr/>
           <w:p>
@@ -46620,7 +46620,7 @@
         </w:tc>
         <w:tc>
           <w:tcPr>
-            <w:tcW w:type="dxa" w:w="3122"/>
+            <w:tcW w:type="dxa" w:w="2706"/>
           </w:tcPr>
           <w:tcPr/>
           <w:p>
@@ -46646,7 +46646,7 @@
         </w:tc>
         <w:tc>
           <w:tcPr>
-            <w:tcW w:type="dxa" w:w="2816"/>
+            <w:tcW w:type="dxa" w:w="2619"/>
           </w:tcPr>
           <w:tcPr/>
           <w:p>
@@ -46663,7 +46663,7 @@
         </w:tc>
         <w:tc>
           <w:tcPr>
-            <w:tcW w:type="dxa" w:w="1662"/>
+            <w:tcW w:type="dxa" w:w="1082"/>
           </w:tcPr>
           <w:tcPr/>
           <w:p>
@@ -46681,7 +46681,7 @@
         </w:tc>
         <w:tc>
           <w:tcPr>
-            <w:tcW w:type="dxa" w:w="749"/>
+            <w:tcW w:type="dxa" w:w="964"/>
           </w:tcPr>
           <w:tcPr/>
           <w:p>
@@ -46699,7 +46699,7 @@
         </w:tc>
         <w:tc>
           <w:tcPr>
-            <w:tcW w:type="dxa" w:w="600"/>
+            <w:tcW w:type="dxa" w:w="992"/>
           </w:tcPr>
           <w:tcPr/>
           <w:p>
@@ -46714,7 +46714,7 @@
         </w:tc>
         <w:tc>
           <w:tcPr>
-            <w:tcW w:type="dxa" w:w="184"/>
+            <w:tcW w:type="dxa" w:w="652"/>
           </w:tcPr>
           <w:tcPr/>
           <w:p>
@@ -46731,7 +46731,7 @@
       <w:tr>
         <w:tc>
           <w:tcPr>
-            <w:tcW w:type="dxa" w:w="619"/>
+            <w:tcW w:type="dxa" w:w="737"/>
           </w:tcPr>
           <w:tcPr/>
           <w:p>
@@ -46746,7 +46746,7 @@
         </w:tc>
         <w:tc>
           <w:tcPr>
-            <w:tcW w:type="dxa" w:w="3122"/>
+            <w:tcW w:type="dxa" w:w="2706"/>
           </w:tcPr>
           <w:tcPr/>
           <w:p>
@@ -46763,7 +46763,7 @@
         </w:tc>
         <w:tc>
           <w:tcPr>
-            <w:tcW w:type="dxa" w:w="2816"/>
+            <w:tcW w:type="dxa" w:w="2619"/>
           </w:tcPr>
           <w:tcPr/>
           <w:p>
@@ -46780,7 +46780,7 @@
         </w:tc>
         <w:tc>
           <w:tcPr>
-            <w:tcW w:type="dxa" w:w="1662"/>
+            <w:tcW w:type="dxa" w:w="1082"/>
           </w:tcPr>
           <w:tcPr/>
           <w:p>
@@ -46798,7 +46798,7 @@
         </w:tc>
         <w:tc>
           <w:tcPr>
-            <w:tcW w:type="dxa" w:w="749"/>
+            <w:tcW w:type="dxa" w:w="964"/>
           </w:tcPr>
           <w:tcPr/>
           <w:p>
@@ -46816,7 +46816,7 @@
         </w:tc>
         <w:tc>
           <w:tcPr>
-            <w:tcW w:type="dxa" w:w="600"/>
+            <w:tcW w:type="dxa" w:w="992"/>
           </w:tcPr>
           <w:tcPr/>
           <w:p>
@@ -46831,7 +46831,7 @@
         </w:tc>
         <w:tc>
           <w:tcPr>
-            <w:tcW w:type="dxa" w:w="184"/>
+            <w:tcW w:type="dxa" w:w="652"/>
           </w:tcPr>
           <w:tcPr/>
           <w:p>
@@ -46848,7 +46848,7 @@
       <w:tr>
         <w:tc>
           <w:tcPr>
-            <w:tcW w:type="dxa" w:w="619"/>
+            <w:tcW w:type="dxa" w:w="737"/>
           </w:tcPr>
           <w:tcPr/>
           <w:p>
@@ -46863,7 +46863,7 @@
         </w:tc>
         <w:tc>
           <w:tcPr>
-            <w:tcW w:type="dxa" w:w="3122"/>
+            <w:tcW w:type="dxa" w:w="2706"/>
           </w:tcPr>
           <w:tcPr/>
           <w:p>
@@ -46883,7 +46883,7 @@
         </w:tc>
         <w:tc>
           <w:tcPr>
-            <w:tcW w:type="dxa" w:w="2816"/>
+            <w:tcW w:type="dxa" w:w="2619"/>
           </w:tcPr>
           <w:tcPr/>
           <w:p>
@@ -46900,7 +46900,7 @@
         </w:tc>
         <w:tc>
           <w:tcPr>
-            <w:tcW w:type="dxa" w:w="1662"/>
+            <w:tcW w:type="dxa" w:w="1082"/>
           </w:tcPr>
           <w:tcPr/>
           <w:p>
@@ -46918,7 +46918,7 @@
         </w:tc>
         <w:tc>
           <w:tcPr>
-            <w:tcW w:type="dxa" w:w="749"/>
+            <w:tcW w:type="dxa" w:w="964"/>
           </w:tcPr>
           <w:tcPr/>
           <w:p>
@@ -46936,7 +46936,7 @@
         </w:tc>
         <w:tc>
           <w:tcPr>
-            <w:tcW w:type="dxa" w:w="600"/>
+            <w:tcW w:type="dxa" w:w="992"/>
           </w:tcPr>
           <w:tcPr/>
           <w:p>
@@ -46951,7 +46951,7 @@
         </w:tc>
         <w:tc>
           <w:tcPr>
-            <w:tcW w:type="dxa" w:w="184"/>
+            <w:tcW w:type="dxa" w:w="652"/>
           </w:tcPr>
           <w:tcPr/>
           <w:p>
@@ -46968,7 +46968,7 @@
       <w:tr>
         <w:tc>
           <w:tcPr>
-            <w:tcW w:type="dxa" w:w="619"/>
+            <w:tcW w:type="dxa" w:w="737"/>
           </w:tcPr>
           <w:tcPr/>
           <w:p>
@@ -46983,7 +46983,7 @@
         </w:tc>
         <w:tc>
           <w:tcPr>
-            <w:tcW w:type="dxa" w:w="3122"/>
+            <w:tcW w:type="dxa" w:w="2706"/>
           </w:tcPr>
           <w:tcPr/>
           <w:p>
@@ -47000,7 +47000,7 @@
         </w:tc>
         <w:tc>
           <w:tcPr>
-            <w:tcW w:type="dxa" w:w="2816"/>
+            <w:tcW w:type="dxa" w:w="2619"/>
           </w:tcPr>
           <w:tcPr/>
           <w:p>
@@ -47017,7 +47017,7 @@
         </w:tc>
         <w:tc>
           <w:tcPr>
-            <w:tcW w:type="dxa" w:w="1662"/>
+            <w:tcW w:type="dxa" w:w="1082"/>
           </w:tcPr>
           <w:tcPr/>
           <w:p>
@@ -47035,7 +47035,7 @@
         </w:tc>
         <w:tc>
           <w:tcPr>
-            <w:tcW w:type="dxa" w:w="749"/>
+            <w:tcW w:type="dxa" w:w="964"/>
           </w:tcPr>
           <w:tcPr/>
           <w:p>
@@ -47053,7 +47053,7 @@
         </w:tc>
         <w:tc>
           <w:tcPr>
-            <w:tcW w:type="dxa" w:w="600"/>
+            <w:tcW w:type="dxa" w:w="992"/>
           </w:tcPr>
           <w:tcPr/>
           <w:p>
@@ -47068,7 +47068,7 @@
         </w:tc>
         <w:tc>
           <w:tcPr>
-            <w:tcW w:type="dxa" w:w="184"/>
+            <w:tcW w:type="dxa" w:w="652"/>
           </w:tcPr>
           <w:tcPr/>
           <w:p>
@@ -47085,7 +47085,7 @@
       <w:tr>
         <w:tc>
           <w:tcPr>
-            <w:tcW w:type="dxa" w:w="619"/>
+            <w:tcW w:type="dxa" w:w="737"/>
           </w:tcPr>
           <w:tcPr/>
           <w:p>
@@ -47100,7 +47100,7 @@
         </w:tc>
         <w:tc>
           <w:tcPr>
-            <w:tcW w:type="dxa" w:w="3122"/>
+            <w:tcW w:type="dxa" w:w="2706"/>
           </w:tcPr>
           <w:tcPr/>
           <w:p>
@@ -47144,7 +47144,7 @@
         </w:tc>
         <w:tc>
           <w:tcPr>
-            <w:tcW w:type="dxa" w:w="2816"/>
+            <w:tcW w:type="dxa" w:w="2619"/>
           </w:tcPr>
           <w:tcPr/>
           <w:p>
@@ -47161,7 +47161,7 @@
         </w:tc>
         <w:tc>
           <w:tcPr>
-            <w:tcW w:type="dxa" w:w="1662"/>
+            <w:tcW w:type="dxa" w:w="1082"/>
           </w:tcPr>
           <w:tcPr/>
           <w:p>
@@ -47179,7 +47179,7 @@
         </w:tc>
         <w:tc>
           <w:tcPr>
-            <w:tcW w:type="dxa" w:w="749"/>
+            <w:tcW w:type="dxa" w:w="964"/>
           </w:tcPr>
           <w:tcPr/>
           <w:p>
@@ -47197,7 +47197,7 @@
         </w:tc>
         <w:tc>
           <w:tcPr>
-            <w:tcW w:type="dxa" w:w="600"/>
+            <w:tcW w:type="dxa" w:w="992"/>
           </w:tcPr>
           <w:tcPr/>
           <w:p>
@@ -47212,7 +47212,7 @@
         </w:tc>
         <w:tc>
           <w:tcPr>
-            <w:tcW w:type="dxa" w:w="184"/>
+            <w:tcW w:type="dxa" w:w="652"/>
           </w:tcPr>
           <w:tcPr/>
           <w:p>
@@ -47229,7 +47229,7 @@
       <w:tr>
         <w:tc>
           <w:tcPr>
-            <w:tcW w:type="dxa" w:w="619"/>
+            <w:tcW w:type="dxa" w:w="737"/>
           </w:tcPr>
           <w:tcPr/>
           <w:p>
@@ -47244,7 +47244,7 @@
         </w:tc>
         <w:tc>
           <w:tcPr>
-            <w:tcW w:type="dxa" w:w="3122"/>
+            <w:tcW w:type="dxa" w:w="2706"/>
           </w:tcPr>
           <w:tcPr/>
           <w:p>
@@ -47270,7 +47270,7 @@
         </w:tc>
         <w:tc>
           <w:tcPr>
-            <w:tcW w:type="dxa" w:w="2816"/>
+            <w:tcW w:type="dxa" w:w="2619"/>
           </w:tcPr>
           <w:tcPr/>
           <w:p>
@@ -47287,7 +47287,7 @@
         </w:tc>
         <w:tc>
           <w:tcPr>
-            <w:tcW w:type="dxa" w:w="1662"/>
+            <w:tcW w:type="dxa" w:w="1082"/>
           </w:tcPr>
           <w:tcPr/>
           <w:p>
@@ -47305,7 +47305,7 @@
         </w:tc>
         <w:tc>
           <w:tcPr>
-            <w:tcW w:type="dxa" w:w="749"/>
+            <w:tcW w:type="dxa" w:w="964"/>
           </w:tcPr>
           <w:tcPr/>
           <w:p>
@@ -47323,7 +47323,7 @@
         </w:tc>
         <w:tc>
           <w:tcPr>
-            <w:tcW w:type="dxa" w:w="600"/>
+            <w:tcW w:type="dxa" w:w="992"/>
           </w:tcPr>
           <w:tcPr/>
           <w:p>
@@ -47338,7 +47338,7 @@
         </w:tc>
         <w:tc>
           <w:tcPr>
-            <w:tcW w:type="dxa" w:w="184"/>
+            <w:tcW w:type="dxa" w:w="652"/>
           </w:tcPr>
           <w:tcPr/>
           <w:p>
@@ -47355,7 +47355,7 @@
       <w:tr>
         <w:tc>
           <w:tcPr>
-            <w:tcW w:type="dxa" w:w="619"/>
+            <w:tcW w:type="dxa" w:w="737"/>
           </w:tcPr>
           <w:tcPr/>
           <w:p>
@@ -47370,7 +47370,7 @@
         </w:tc>
         <w:tc>
           <w:tcPr>
-            <w:tcW w:type="dxa" w:w="3122"/>
+            <w:tcW w:type="dxa" w:w="2706"/>
           </w:tcPr>
           <w:tcPr/>
           <w:p>
@@ -47399,7 +47399,7 @@
         </w:tc>
         <w:tc>
           <w:tcPr>
-            <w:tcW w:type="dxa" w:w="2816"/>
+            <w:tcW w:type="dxa" w:w="2619"/>
           </w:tcPr>
           <w:tcPr/>
           <w:p>
@@ -47416,7 +47416,7 @@
         </w:tc>
         <w:tc>
           <w:tcPr>
-            <w:tcW w:type="dxa" w:w="1662"/>
+            <w:tcW w:type="dxa" w:w="1082"/>
           </w:tcPr>
           <w:tcPr/>
           <w:p>
@@ -47434,7 +47434,7 @@
         </w:tc>
         <w:tc>
           <w:tcPr>
-            <w:tcW w:type="dxa" w:w="749"/>
+            <w:tcW w:type="dxa" w:w="964"/>
           </w:tcPr>
           <w:tcPr/>
           <w:p>
@@ -47452,7 +47452,7 @@
         </w:tc>
         <w:tc>
           <w:tcPr>
-            <w:tcW w:type="dxa" w:w="600"/>
+            <w:tcW w:type="dxa" w:w="992"/>
           </w:tcPr>
           <w:tcPr/>
           <w:p>
@@ -47467,7 +47467,7 @@
         </w:tc>
         <w:tc>
           <w:tcPr>
-            <w:tcW w:type="dxa" w:w="184"/>
+            <w:tcW w:type="dxa" w:w="652"/>
           </w:tcPr>
           <w:tcPr/>
           <w:p>
@@ -47484,7 +47484,7 @@
       <w:tr>
         <w:tc>
           <w:tcPr>
-            <w:tcW w:type="dxa" w:w="619"/>
+            <w:tcW w:type="dxa" w:w="737"/>
           </w:tcPr>
           <w:tcPr/>
           <w:p>
@@ -47499,7 +47499,7 @@
         </w:tc>
         <w:tc>
           <w:tcPr>
-            <w:tcW w:type="dxa" w:w="3122"/>
+            <w:tcW w:type="dxa" w:w="2706"/>
           </w:tcPr>
           <w:tcPr/>
           <w:p>
@@ -47519,7 +47519,7 @@
         </w:tc>
         <w:tc>
           <w:tcPr>
-            <w:tcW w:type="dxa" w:w="2816"/>
+            <w:tcW w:type="dxa" w:w="2619"/>
           </w:tcPr>
           <w:tcPr/>
           <w:p>
@@ -47536,7 +47536,7 @@
         </w:tc>
         <w:tc>
           <w:tcPr>
-            <w:tcW w:type="dxa" w:w="1662"/>
+            <w:tcW w:type="dxa" w:w="1082"/>
           </w:tcPr>
           <w:tcPr/>
           <w:p>
@@ -47554,7 +47554,7 @@
         </w:tc>
         <w:tc>
           <w:tcPr>
-            <w:tcW w:type="dxa" w:w="749"/>
+            <w:tcW w:type="dxa" w:w="964"/>
           </w:tcPr>
           <w:tcPr/>
           <w:p>
@@ -47572,7 +47572,7 @@
         </w:tc>
         <w:tc>
           <w:tcPr>
-            <w:tcW w:type="dxa" w:w="600"/>
+            <w:tcW w:type="dxa" w:w="992"/>
           </w:tcPr>
           <w:tcPr/>
           <w:p>
@@ -47587,7 +47587,7 @@
         </w:tc>
         <w:tc>
           <w:tcPr>
-            <w:tcW w:type="dxa" w:w="184"/>
+            <w:tcW w:type="dxa" w:w="652"/>
           </w:tcPr>
           <w:tcPr/>
           <w:p>
@@ -47604,7 +47604,7 @@
       <w:tr>
         <w:tc>
           <w:tcPr>
-            <w:tcW w:type="dxa" w:w="619"/>
+            <w:tcW w:type="dxa" w:w="737"/>
           </w:tcPr>
           <w:tcPr/>
           <w:p>
@@ -47619,7 +47619,7 @@
         </w:tc>
         <w:tc>
           <w:tcPr>
-            <w:tcW w:type="dxa" w:w="3122"/>
+            <w:tcW w:type="dxa" w:w="2706"/>
           </w:tcPr>
           <w:tcPr/>
           <w:p>
@@ -47657,7 +47657,7 @@
         </w:tc>
         <w:tc>
           <w:tcPr>
-            <w:tcW w:type="dxa" w:w="2816"/>
+            <w:tcW w:type="dxa" w:w="2619"/>
           </w:tcPr>
           <w:tcPr/>
           <w:p>
@@ -47674,7 +47674,7 @@
         </w:tc>
         <w:tc>
           <w:tcPr>
-            <w:tcW w:type="dxa" w:w="1662"/>
+            <w:tcW w:type="dxa" w:w="1082"/>
           </w:tcPr>
           <w:tcPr/>
           <w:p>
@@ -47692,7 +47692,7 @@
         </w:tc>
         <w:tc>
           <w:tcPr>
-            <w:tcW w:type="dxa" w:w="749"/>
+            <w:tcW w:type="dxa" w:w="964"/>
           </w:tcPr>
           <w:tcPr/>
           <w:p>
@@ -47710,7 +47710,7 @@
         </w:tc>
         <w:tc>
           <w:tcPr>
-            <w:tcW w:type="dxa" w:w="600"/>
+            <w:tcW w:type="dxa" w:w="992"/>
           </w:tcPr>
           <w:tcPr/>
           <w:p>
@@ -47725,7 +47725,7 @@
         </w:tc>
         <w:tc>
           <w:tcPr>
-            <w:tcW w:type="dxa" w:w="184"/>
+            <w:tcW w:type="dxa" w:w="652"/>
           </w:tcPr>
           <w:tcPr/>
           <w:p>
@@ -47742,7 +47742,7 @@
       <w:tr>
         <w:tc>
           <w:tcPr>
-            <w:tcW w:type="dxa" w:w="619"/>
+            <w:tcW w:type="dxa" w:w="737"/>
           </w:tcPr>
           <w:tcPr/>
           <w:p>
@@ -47757,7 +47757,7 @@
         </w:tc>
         <w:tc>
           <w:tcPr>
-            <w:tcW w:type="dxa" w:w="3122"/>
+            <w:tcW w:type="dxa" w:w="2706"/>
           </w:tcPr>
           <w:tcPr/>
           <w:p>
@@ -47783,7 +47783,7 @@
         </w:tc>
         <w:tc>
           <w:tcPr>
-            <w:tcW w:type="dxa" w:w="2816"/>
+            <w:tcW w:type="dxa" w:w="2619"/>
           </w:tcPr>
           <w:tcPr/>
           <w:p>
@@ -47800,7 +47800,7 @@
         </w:tc>
         <w:tc>
           <w:tcPr>
-            <w:tcW w:type="dxa" w:w="1662"/>
+            <w:tcW w:type="dxa" w:w="1082"/>
           </w:tcPr>
           <w:tcPr/>
           <w:p>
@@ -47818,7 +47818,7 @@
         </w:tc>
         <w:tc>
           <w:tcPr>
-            <w:tcW w:type="dxa" w:w="749"/>
+            <w:tcW w:type="dxa" w:w="964"/>
           </w:tcPr>
           <w:tcPr/>
           <w:p>
@@ -47836,7 +47836,7 @@
         </w:tc>
         <w:tc>
           <w:tcPr>
-            <w:tcW w:type="dxa" w:w="600"/>
+            <w:tcW w:type="dxa" w:w="992"/>
           </w:tcPr>
           <w:tcPr/>
           <w:p>
@@ -47851,7 +47851,7 @@
         </w:tc>
         <w:tc>
           <w:tcPr>
-            <w:tcW w:type="dxa" w:w="184"/>
+            <w:tcW w:type="dxa" w:w="652"/>
           </w:tcPr>
           <w:tcPr/>
           <w:p>
@@ -47868,7 +47868,7 @@
       <w:tr>
         <w:tc>
           <w:tcPr>
-            <w:tcW w:type="dxa" w:w="619"/>
+            <w:tcW w:type="dxa" w:w="737"/>
           </w:tcPr>
           <w:tcPr/>
           <w:p>
@@ -47883,7 +47883,7 @@
         </w:tc>
         <w:tc>
           <w:tcPr>
-            <w:tcW w:type="dxa" w:w="3122"/>
+            <w:tcW w:type="dxa" w:w="2706"/>
           </w:tcPr>
           <w:tcPr/>
           <w:p>
@@ -47909,7 +47909,7 @@
         </w:tc>
         <w:tc>
           <w:tcPr>
-            <w:tcW w:type="dxa" w:w="2816"/>
+            <w:tcW w:type="dxa" w:w="2619"/>
           </w:tcPr>
           <w:tcPr/>
           <w:p>
@@ -47926,7 +47926,7 @@
         </w:tc>
         <w:tc>
           <w:tcPr>
-            <w:tcW w:type="dxa" w:w="1662"/>
+            <w:tcW w:type="dxa" w:w="1082"/>
           </w:tcPr>
           <w:tcPr/>
           <w:p>
@@ -47944,7 +47944,7 @@
         </w:tc>
         <w:tc>
           <w:tcPr>
-            <w:tcW w:type="dxa" w:w="749"/>
+            <w:tcW w:type="dxa" w:w="964"/>
           </w:tcPr>
           <w:tcPr/>
           <w:p>
@@ -47962,7 +47962,7 @@
         </w:tc>
         <w:tc>
           <w:tcPr>
-            <w:tcW w:type="dxa" w:w="600"/>
+            <w:tcW w:type="dxa" w:w="992"/>
           </w:tcPr>
           <w:tcPr/>
           <w:p>
@@ -47977,7 +47977,7 @@
         </w:tc>
         <w:tc>
           <w:tcPr>
-            <w:tcW w:type="dxa" w:w="184"/>
+            <w:tcW w:type="dxa" w:w="652"/>
           </w:tcPr>
           <w:tcPr/>
           <w:p>
